--- a/高中物理/高中物理同步/人教版选必2 第1章 安培力与洛伦兹力·冲刺卷（14题）.docx
+++ b/高中物理/高中物理同步/人教版选必2 第1章 安培力与洛伦兹力·冲刺卷（14题）.docx
@@ -7,7 +7,7 @@
       <w:cols w:space="720"/>
       <w:docGrid w:linePitch="360"/>
       <w:pgSz w:w="11906" w:h="16838"/>
-      <w:pgMar w:top="720" w:right="720" w:bottom="720" w:left="720" w:header="720" w:footer="720" w:gutter="0"/>
+      <w:pgMar w:top="850" w:right="850" w:bottom="850" w:left="850" w:header="850" w:footer="850" w:gutter="0"/>
       <w:pgNumType w:start="1"/>
     </w:sectPr>
     <w:p>
@@ -379,9 +379,7 @@
       <w:r>
         <w:rPr>
           <w:rFonts w:ascii="Times New Roman" w:hAnsi="Times New Roman" w:eastAsia="宋体" w:cs="Times New Roman"/>
-          <w:strike w:val="0"/>
           <w:kern w:val="0"/>
-          <w:u w:val="none"/>
           <w:sz w:val="21"/>
           <w:szCs w:val="21"/>
         </w:rPr>
@@ -2611,9 +2609,7 @@
       <w:r>
         <w:rPr>
           <w:rFonts w:ascii="Times New Roman" w:hAnsi="Times New Roman" w:eastAsia="宋体" w:cs="Times New Roman"/>
-          <w:strike w:val="0"/>
           <w:kern w:val="0"/>
-          <w:u w:val="none"/>
           <w:sz w:val="21"/>
           <w:szCs w:val="21"/>
         </w:rPr>
@@ -2854,9 +2850,7 @@
       <w:r>
         <w:rPr>
           <w:rFonts w:ascii="Times New Roman" w:hAnsi="Times New Roman" w:eastAsia="宋体" w:cs="Times New Roman"/>
-          <w:strike w:val="0"/>
           <w:kern w:val="0"/>
-          <w:u w:val="none"/>
           <w:sz w:val="21"/>
           <w:szCs w:val="21"/>
         </w:rPr>
@@ -3657,9 +3651,7 @@
       <w:r>
         <w:rPr>
           <w:rFonts w:ascii="Times New Roman" w:hAnsi="Times New Roman" w:eastAsia="宋体" w:cs="Times New Roman"/>
-          <w:strike w:val="0"/>
           <w:kern w:val="0"/>
-          <w:u w:val="none"/>
           <w:sz w:val="21"/>
           <w:szCs w:val="21"/>
         </w:rPr>
@@ -4145,9 +4137,7 @@
       <w:r>
         <w:rPr>
           <w:rFonts w:ascii="Times New Roman" w:hAnsi="Times New Roman" w:eastAsia="宋体" w:cs="Times New Roman"/>
-          <w:strike w:val="0"/>
           <w:kern w:val="0"/>
-          <w:u w:val="none"/>
           <w:sz w:val="21"/>
           <w:szCs w:val="21"/>
         </w:rPr>
@@ -4845,9 +4835,7 @@
       <w:r>
         <w:rPr>
           <w:rFonts w:ascii="Times New Roman" w:hAnsi="Times New Roman" w:eastAsia="宋体" w:cs="Times New Roman"/>
-          <w:strike w:val="0"/>
           <w:kern w:val="0"/>
-          <w:u w:val="none"/>
           <w:sz w:val="21"/>
           <w:szCs w:val="21"/>
         </w:rPr>
@@ -5586,9 +5574,7 @@
       <w:r>
         <w:rPr>
           <w:rFonts w:ascii="Times New Roman" w:hAnsi="Times New Roman" w:eastAsia="宋体" w:cs="Times New Roman"/>
-          <w:strike w:val="0"/>
           <w:kern w:val="0"/>
-          <w:u w:val="none"/>
           <w:sz w:val="21"/>
           <w:szCs w:val="21"/>
         </w:rPr>
@@ -5847,9 +5833,7 @@
       <w:r>
         <w:rPr>
           <w:rFonts w:ascii="Times New Roman" w:hAnsi="Times New Roman" w:eastAsia="宋体" w:cs="Times New Roman"/>
-          <w:strike w:val="0"/>
           <w:kern w:val="0"/>
-          <w:u w:val="none"/>
           <w:sz w:val="21"/>
           <w:szCs w:val="21"/>
         </w:rPr>
@@ -6188,9 +6172,7 @@
       <w:r>
         <w:rPr>
           <w:rFonts w:ascii="Times New Roman" w:hAnsi="Times New Roman" w:eastAsia="宋体" w:cs="Times New Roman"/>
-          <w:strike w:val="0"/>
           <w:kern w:val="0"/>
-          <w:u w:val="none"/>
           <w:sz w:val="21"/>
           <w:szCs w:val="21"/>
         </w:rPr>
@@ -7320,9 +7302,7 @@
       <w:r>
         <w:rPr>
           <w:rFonts w:ascii="Times New Roman" w:hAnsi="Times New Roman" w:eastAsia="宋体" w:cs="Times New Roman"/>
-          <w:strike w:val="0"/>
           <w:kern w:val="0"/>
-          <w:u w:val="none"/>
           <w:sz w:val="21"/>
           <w:szCs w:val="21"/>
         </w:rPr>
@@ -7644,9 +7624,7 @@
       <w:r>
         <w:rPr>
           <w:rFonts w:ascii="Times New Roman" w:hAnsi="Times New Roman" w:eastAsia="宋体" w:cs="Times New Roman"/>
-          <w:strike w:val="0"/>
           <w:kern w:val="0"/>
-          <w:u w:val="none"/>
           <w:sz w:val="21"/>
           <w:szCs w:val="21"/>
         </w:rPr>
@@ -8126,9 +8104,7 @@
       <w:r>
         <w:rPr>
           <w:rFonts w:ascii="Times New Roman" w:hAnsi="Times New Roman" w:eastAsia="宋体" w:cs="Times New Roman"/>
-          <w:strike w:val="0"/>
           <w:kern w:val="0"/>
-          <w:u w:val="none"/>
           <w:sz w:val="21"/>
           <w:szCs w:val="21"/>
         </w:rPr>
@@ -8437,9 +8413,7 @@
       <w:r>
         <w:rPr>
           <w:rFonts w:ascii="Times New Roman" w:hAnsi="Times New Roman" w:eastAsia="宋体" w:cs="Times New Roman"/>
-          <w:strike w:val="0"/>
           <w:kern w:val="0"/>
-          <w:u w:val="none"/>
           <w:sz w:val="21"/>
           <w:szCs w:val="21"/>
         </w:rPr>
@@ -9297,9 +9271,7 @@
       <w:r>
         <w:rPr>
           <w:rFonts w:ascii="Times New Roman" w:hAnsi="Times New Roman" w:eastAsia="宋体" w:cs="Times New Roman"/>
-          <w:strike w:val="0"/>
           <w:kern w:val="0"/>
-          <w:u w:val="none"/>
           <w:sz w:val="21"/>
           <w:szCs w:val="21"/>
         </w:rPr>
@@ -9692,9 +9664,7 @@
       <w:r>
         <w:rPr>
           <w:rFonts w:ascii="Times New Roman" w:hAnsi="Times New Roman" w:eastAsia="宋体" w:cs="Times New Roman"/>
-          <w:strike w:val="0"/>
           <w:kern w:val="0"/>
-          <w:u w:val="none"/>
           <w:sz w:val="21"/>
           <w:szCs w:val="21"/>
         </w:rPr>
@@ -10257,9 +10227,7 @@
       <w:r>
         <w:rPr>
           <w:rFonts w:ascii="Times New Roman" w:hAnsi="Times New Roman" w:eastAsia="宋体" w:cs="Times New Roman"/>
-          <w:strike w:val="0"/>
           <w:kern w:val="0"/>
-          <w:u w:val="none"/>
           <w:sz w:val="21"/>
           <w:szCs w:val="21"/>
         </w:rPr>
@@ -10933,9 +10901,7 @@
       <w:r>
         <w:rPr>
           <w:rFonts w:ascii="Times New Roman" w:hAnsi="Times New Roman" w:eastAsia="宋体" w:cs="Times New Roman"/>
-          <w:strike w:val="0"/>
           <w:kern w:val="0"/>
-          <w:u w:val="none"/>
           <w:sz w:val="21"/>
           <w:szCs w:val="21"/>
         </w:rPr>
@@ -11396,9 +11362,7 @@
       <w:r>
         <w:rPr>
           <w:rFonts w:ascii="Times New Roman" w:hAnsi="Times New Roman" w:eastAsia="宋体" w:cs="Times New Roman"/>
-          <w:strike w:val="0"/>
           <w:kern w:val="0"/>
-          <w:u w:val="none"/>
           <w:sz w:val="21"/>
           <w:szCs w:val="21"/>
         </w:rPr>
@@ -12048,9 +12012,7 @@
       <w:r>
         <w:rPr>
           <w:rFonts w:ascii="Times New Roman" w:hAnsi="Times New Roman" w:eastAsia="宋体" w:cs="Times New Roman"/>
-          <w:strike w:val="0"/>
           <w:kern w:val="0"/>
-          <w:u w:val="none"/>
           <w:sz w:val="21"/>
           <w:szCs w:val="21"/>
         </w:rPr>
@@ -14219,9 +14181,7 @@
       <w:r>
         <w:rPr>
           <w:rFonts w:ascii="Times New Roman" w:hAnsi="Times New Roman" w:eastAsia="宋体" w:cs="Times New Roman"/>
-          <w:strike w:val="0"/>
           <w:kern w:val="0"/>
-          <w:u w:val="none"/>
           <w:sz w:val="21"/>
           <w:szCs w:val="21"/>
         </w:rPr>
@@ -14678,9 +14638,7 @@
       <w:r>
         <w:rPr>
           <w:rFonts w:ascii="Times New Roman" w:hAnsi="Times New Roman" w:eastAsia="宋体" w:cs="Times New Roman"/>
-          <w:strike w:val="0"/>
           <w:kern w:val="0"/>
-          <w:u w:val="none"/>
           <w:sz w:val="21"/>
           <w:szCs w:val="21"/>
         </w:rPr>
@@ -16440,9 +16398,7 @@
       <w:r>
         <w:rPr>
           <w:rFonts w:ascii="Times New Roman" w:hAnsi="Times New Roman" w:eastAsia="宋体" w:cs="Times New Roman"/>
-          <w:strike w:val="0"/>
           <w:kern w:val="0"/>
-          <w:u w:val="none"/>
           <w:sz w:val="21"/>
           <w:szCs w:val="21"/>
         </w:rPr>
@@ -17461,9 +17417,7 @@
       <w:r>
         <w:rPr>
           <w:rFonts w:ascii="Times New Roman" w:hAnsi="Times New Roman" w:eastAsia="宋体" w:cs="Times New Roman"/>
-          <w:strike w:val="0"/>
           <w:kern w:val="0"/>
-          <w:u w:val="none"/>
           <w:sz w:val="21"/>
           <w:szCs w:val="21"/>
         </w:rPr>
@@ -18278,9 +18232,7 @@
       <w:r>
         <w:rPr>
           <w:rFonts w:ascii="Times New Roman" w:hAnsi="Times New Roman" w:eastAsia="宋体" w:cs="Times New Roman"/>
-          <w:strike w:val="0"/>
           <w:kern w:val="0"/>
-          <w:u w:val="none"/>
           <w:sz w:val="21"/>
           <w:szCs w:val="21"/>
         </w:rPr>
@@ -20457,9 +20409,7 @@
       <w:r>
         <w:rPr>
           <w:rFonts w:ascii="Times New Roman" w:hAnsi="Times New Roman" w:eastAsia="宋体" w:cs="Times New Roman"/>
-          <w:strike w:val="0"/>
           <w:kern w:val="0"/>
-          <w:u w:val="none"/>
           <w:sz w:val="21"/>
           <w:szCs w:val="21"/>
         </w:rPr>
@@ -22711,9 +22661,7 @@
       <w:r>
         <w:rPr>
           <w:rFonts w:ascii="Times New Roman" w:hAnsi="Times New Roman" w:eastAsia="宋体" w:cs="Times New Roman"/>
-          <w:strike w:val="0"/>
           <w:kern w:val="0"/>
-          <w:u w:val="none"/>
           <w:sz w:val="21"/>
           <w:szCs w:val="21"/>
         </w:rPr>
@@ -24051,9 +23999,7 @@
       <w:r>
         <w:rPr>
           <w:rFonts w:ascii="Times New Roman" w:hAnsi="Times New Roman" w:eastAsia="宋体" w:cs="Times New Roman"/>
-          <w:strike w:val="0"/>
           <w:kern w:val="0"/>
-          <w:u w:val="none"/>
           <w:sz w:val="21"/>
           <w:szCs w:val="21"/>
         </w:rPr>
@@ -24834,9 +24780,7 @@
       <w:r>
         <w:rPr>
           <w:rFonts w:ascii="Times New Roman" w:hAnsi="Times New Roman" w:eastAsia="宋体" w:cs="Times New Roman"/>
-          <w:strike w:val="0"/>
           <w:kern w:val="0"/>
-          <w:u w:val="none"/>
           <w:sz w:val="21"/>
           <w:szCs w:val="21"/>
         </w:rPr>
@@ -26273,9 +26217,7 @@
       <w:r>
         <w:rPr>
           <w:rFonts w:ascii="Times New Roman" w:hAnsi="Times New Roman" w:eastAsia="宋体" w:cs="Times New Roman"/>
-          <w:strike w:val="0"/>
           <w:kern w:val="0"/>
-          <w:u w:val="none"/>
           <w:sz w:val="21"/>
           <w:szCs w:val="21"/>
         </w:rPr>
@@ -27339,9 +27281,7 @@
       <w:r>
         <w:rPr>
           <w:rFonts w:ascii="Times New Roman" w:hAnsi="Times New Roman" w:eastAsia="宋体" w:cs="Times New Roman"/>
-          <w:strike w:val="0"/>
           <w:kern w:val="0"/>
-          <w:u w:val="none"/>
           <w:sz w:val="21"/>
           <w:szCs w:val="21"/>
         </w:rPr>
@@ -29239,6 +29179,14 @@
     <w:pPr>
       <w:jc w:val="center"/>
     </w:pPr>
+    <w:r>
+      <w:rPr>
+        <w:rFonts w:ascii="Times New Roman" w:hAnsi="Times New Roman" w:eastAsia="宋体"/>
+        <w:sz w:val="21"/>
+        <w:szCs w:val="21"/>
+      </w:rPr>
+      <w:t xml:space="preserve">第1章·冲刺　</w:t>
+    </w:r>
     <w:r>
       <w:rPr>
         <w:rFonts w:ascii="Times New Roman" w:hAnsi="Times New Roman" w:eastAsia="宋体"/>

--- a/高中物理/高中物理同步/人教版选必2 第1章 安培力与洛伦兹力·冲刺卷（14题）.docx
+++ b/高中物理/高中物理同步/人教版选必2 第1章 安培力与洛伦兹力·冲刺卷（14题）.docx
@@ -29443,9 +29443,9 @@
   <w:docDefaults>
     <w:rPrDefault>
       <w:rPr>
-        <w:rFonts w:asciiTheme="minorHAnsi" w:eastAsiaTheme="minorEastAsia" w:hAnsiTheme="minorHAnsi" w:cstheme="minorBidi"/>
-        <w:sz w:val="22"/>
-        <w:szCs w:val="22"/>
+        <w:rFonts w:cstheme="minorBidi" w:ascii="Times New Roman" w:hAnsi="Times New Roman" w:eastAsia="宋体" w:cs="Times New Roman"/>
+        <w:sz w:val="21"/>
+        <w:szCs w:val="21"/>
         <w:lang w:val="en-US" w:eastAsia="en-US" w:bidi="ar-SA"/>
       </w:rPr>
     </w:rPrDefault>

--- a/高中物理/高中物理同步/人教版选必2 第1章 安培力与洛伦兹力·冲刺卷（14题）.docx
+++ b/高中物理/高中物理同步/人教版选必2 第1章 安培力与洛伦兹力·冲刺卷（14题）.docx
@@ -16,7 +16,7 @@
           <w:sz w:val="21"/>
           <w:szCs w:val="21"/>
         </w:rPr>
-        <w:spacing w:before="0" w:after="0" w:line="300" w:lineRule="multiple"/>
+        <w:spacing w:before="0" w:after="0" w:line="300" w:lineRule="auto"/>
         <w:jc w:val="left"/>
       </w:pPr>
       <w:r>
@@ -35,7 +35,7 @@
           <w:sz w:val="21"/>
           <w:szCs w:val="21"/>
         </w:rPr>
-        <w:spacing w:before="0" w:after="0" w:line="300" w:lineRule="multiple"/>
+        <w:spacing w:before="0" w:after="0" w:line="300" w:lineRule="auto"/>
         <w:jc w:val="left"/>
       </w:pPr>
     </w:p>
@@ -45,7 +45,7 @@
           <w:sz w:val="21"/>
           <w:szCs w:val="21"/>
         </w:rPr>
-        <w:spacing w:before="0" w:after="0" w:line="300" w:lineRule="multiple"/>
+        <w:spacing w:before="0" w:after="0" w:line="300" w:lineRule="auto"/>
         <w:jc w:val="left"/>
       </w:pPr>
       <w:r>
@@ -64,7 +64,7 @@
           <w:sz w:val="21"/>
           <w:szCs w:val="21"/>
         </w:rPr>
-        <w:spacing w:before="0" w:after="0" w:line="300" w:lineRule="multiple"/>
+        <w:spacing w:before="0" w:after="0" w:line="300" w:lineRule="auto"/>
         <w:jc w:val="left"/>
       </w:pPr>
       <w:r>
@@ -84,7 +84,7 @@
           <w:sz w:val="21"/>
           <w:szCs w:val="21"/>
         </w:rPr>
-        <w:spacing w:before="0" w:after="0" w:line="300" w:lineRule="multiple"/>
+        <w:spacing w:before="0" w:after="0" w:line="300" w:lineRule="auto"/>
         <w:jc w:val="left"/>
       </w:pPr>
       <w:r>
@@ -373,7 +373,7 @@
           <w:sz w:val="21"/>
           <w:szCs w:val="21"/>
         </w:rPr>
-        <w:spacing w:before="0" w:after="0" w:line="300" w:lineRule="multiple"/>
+        <w:spacing w:before="0" w:after="0" w:line="300" w:lineRule="auto"/>
         <w:jc w:val="left"/>
       </w:pPr>
       <w:r>
@@ -428,7 +428,7 @@
           <w:sz w:val="21"/>
           <w:szCs w:val="21"/>
         </w:rPr>
-        <w:spacing w:before="0" w:after="0" w:line="300" w:lineRule="multiple"/>
+        <w:spacing w:before="0" w:after="0" w:line="300" w:lineRule="auto"/>
         <w:jc w:val="left"/>
       </w:pPr>
       <w:r>
@@ -503,7 +503,7 @@
           <w:sz w:val="21"/>
           <w:szCs w:val="21"/>
         </w:rPr>
-        <w:spacing w:before="0" w:after="0" w:line="300" w:lineRule="multiple"/>
+        <w:spacing w:before="0" w:after="0" w:line="300" w:lineRule="auto"/>
         <w:jc w:val="left"/>
       </w:pPr>
       <w:r>
@@ -578,7 +578,7 @@
           <w:sz w:val="21"/>
           <w:szCs w:val="21"/>
         </w:rPr>
-        <w:spacing w:before="0" w:after="0" w:line="300" w:lineRule="multiple"/>
+        <w:spacing w:before="0" w:after="0" w:line="300" w:lineRule="auto"/>
         <w:jc w:val="left"/>
       </w:pPr>
       <w:r>
@@ -625,7 +625,7 @@
           <w:sz w:val="21"/>
           <w:szCs w:val="21"/>
         </w:rPr>
-        <w:spacing w:before="0" w:after="0" w:line="300" w:lineRule="multiple"/>
+        <w:spacing w:before="0" w:after="0" w:line="300" w:lineRule="auto"/>
         <w:jc w:val="left"/>
       </w:pPr>
       <w:r>
@@ -672,7 +672,7 @@
           <w:sz w:val="21"/>
           <w:szCs w:val="21"/>
         </w:rPr>
-        <w:spacing w:before="0" w:after="0" w:line="300" w:lineRule="multiple"/>
+        <w:spacing w:before="0" w:after="0" w:line="300" w:lineRule="auto"/>
         <w:jc w:val="left"/>
       </w:pPr>
       <w:r>
@@ -732,7 +732,7 @@
           <w:sz w:val="21"/>
           <w:szCs w:val="21"/>
         </w:rPr>
-        <w:spacing w:before="0" w:after="0" w:line="300" w:lineRule="multiple"/>
+        <w:spacing w:before="0" w:after="0" w:line="300" w:lineRule="auto"/>
         <w:jc w:val="left"/>
       </w:pPr>
       <w:r>
@@ -872,7 +872,7 @@
           <w:sz w:val="21"/>
           <w:szCs w:val="21"/>
         </w:rPr>
-        <w:spacing w:before="0" w:after="0" w:line="300" w:lineRule="multiple"/>
+        <w:spacing w:before="0" w:after="0" w:line="300" w:lineRule="auto"/>
         <w:jc w:val="left"/>
       </w:pPr>
       <w:r>
@@ -1007,7 +1007,7 @@
           <w:sz w:val="21"/>
           <w:szCs w:val="21"/>
         </w:rPr>
-        <w:spacing w:before="0" w:after="0" w:line="300" w:lineRule="multiple"/>
+        <w:spacing w:before="0" w:after="0" w:line="300" w:lineRule="auto"/>
         <w:jc w:val="left"/>
       </w:pPr>
       <w:r>
@@ -1127,7 +1127,7 @@
           <w:sz w:val="21"/>
           <w:szCs w:val="21"/>
         </w:rPr>
-        <w:spacing w:before="0" w:after="0" w:line="300" w:lineRule="multiple"/>
+        <w:spacing w:before="0" w:after="0" w:line="300" w:lineRule="auto"/>
         <w:jc w:val="left"/>
       </w:pPr>
       <w:r>
@@ -1322,7 +1322,7 @@
           <w:sz w:val="21"/>
           <w:szCs w:val="21"/>
         </w:rPr>
-        <w:spacing w:before="0" w:after="0" w:line="300" w:lineRule="multiple"/>
+        <w:spacing w:before="0" w:after="0" w:line="300" w:lineRule="auto"/>
         <w:jc w:val="left"/>
       </w:pPr>
       <w:r>
@@ -1517,7 +1517,7 @@
           <w:sz w:val="21"/>
           <w:szCs w:val="21"/>
         </w:rPr>
-        <w:spacing w:before="0" w:after="0" w:line="300" w:lineRule="multiple"/>
+        <w:spacing w:before="0" w:after="0" w:line="300" w:lineRule="auto"/>
         <w:jc w:val="left"/>
       </w:pPr>
       <w:r>
@@ -1670,7 +1670,7 @@
           <w:sz w:val="21"/>
           <w:szCs w:val="21"/>
         </w:rPr>
-        <w:spacing w:before="0" w:after="0" w:line="300" w:lineRule="multiple"/>
+        <w:spacing w:before="0" w:after="0" w:line="300" w:lineRule="auto"/>
         <w:jc w:val="left"/>
       </w:pPr>
       <w:r>
@@ -1837,7 +1837,7 @@
           <w:sz w:val="21"/>
           <w:szCs w:val="21"/>
         </w:rPr>
-        <w:spacing w:before="0" w:after="0" w:line="300" w:lineRule="multiple"/>
+        <w:spacing w:before="0" w:after="0" w:line="300" w:lineRule="auto"/>
         <w:jc w:val="left"/>
       </w:pPr>
       <w:r>
@@ -2067,7 +2067,7 @@
           <w:sz w:val="21"/>
           <w:szCs w:val="21"/>
         </w:rPr>
-        <w:spacing w:before="0" w:after="0" w:line="300" w:lineRule="multiple"/>
+        <w:spacing w:before="0" w:after="0" w:line="300" w:lineRule="auto"/>
         <w:jc w:val="left"/>
       </w:pPr>
       <w:r>
@@ -2240,7 +2240,7 @@
           <w:sz w:val="21"/>
           <w:szCs w:val="21"/>
         </w:rPr>
-        <w:spacing w:before="0" w:after="0" w:line="300" w:lineRule="multiple"/>
+        <w:spacing w:before="0" w:after="0" w:line="300" w:lineRule="auto"/>
         <w:jc w:val="left"/>
       </w:pPr>
       <w:r>
@@ -2452,7 +2452,7 @@
           <w:sz w:val="21"/>
           <w:szCs w:val="21"/>
         </w:rPr>
-        <w:spacing w:before="0" w:after="0" w:line="300" w:lineRule="multiple"/>
+        <w:spacing w:before="0" w:after="0" w:line="300" w:lineRule="auto"/>
         <w:jc w:val="left"/>
       </w:pPr>
       <w:r>
@@ -2565,7 +2565,7 @@
           <w:sz w:val="21"/>
           <w:szCs w:val="21"/>
         </w:rPr>
-        <w:spacing w:before="0" w:after="0" w:line="300" w:lineRule="multiple"/>
+        <w:spacing w:before="0" w:after="0" w:line="300" w:lineRule="auto"/>
         <w:jc w:val="left"/>
       </w:pPr>
       <w:r>
@@ -2584,7 +2584,7 @@
           <w:sz w:val="21"/>
           <w:szCs w:val="21"/>
         </w:rPr>
-        <w:spacing w:before="0" w:after="0" w:line="300" w:lineRule="multiple"/>
+        <w:spacing w:before="0" w:after="0" w:line="300" w:lineRule="auto"/>
         <w:jc w:val="left"/>
       </w:pPr>
       <w:r>
@@ -2603,7 +2603,7 @@
           <w:sz w:val="21"/>
           <w:szCs w:val="21"/>
         </w:rPr>
-        <w:spacing w:before="0" w:after="0" w:line="300" w:lineRule="multiple"/>
+        <w:spacing w:before="0" w:after="0" w:line="300" w:lineRule="auto"/>
         <w:jc w:val="left"/>
       </w:pPr>
       <w:r>
@@ -2657,7 +2657,7 @@
           <w:sz w:val="21"/>
           <w:szCs w:val="21"/>
         </w:rPr>
-        <w:spacing w:before="0" w:after="0" w:line="300" w:lineRule="multiple"/>
+        <w:spacing w:before="0" w:after="0" w:line="300" w:lineRule="auto"/>
         <w:jc w:val="left"/>
       </w:pPr>
     </w:p>
@@ -2667,7 +2667,7 @@
           <w:sz w:val="21"/>
           <w:szCs w:val="21"/>
         </w:rPr>
-        <w:spacing w:before="0" w:after="0" w:line="300" w:lineRule="multiple"/>
+        <w:spacing w:before="0" w:after="0" w:line="300" w:lineRule="auto"/>
         <w:jc w:val="left"/>
       </w:pPr>
       <w:r>
@@ -2686,7 +2686,7 @@
           <w:sz w:val="21"/>
           <w:szCs w:val="21"/>
         </w:rPr>
-        <w:spacing w:before="0" w:after="0" w:line="300" w:lineRule="multiple"/>
+        <w:spacing w:before="0" w:after="0" w:line="300" w:lineRule="auto"/>
         <w:jc w:val="left"/>
       </w:pPr>
       <w:r>
@@ -2706,7 +2706,7 @@
           <w:sz w:val="21"/>
           <w:szCs w:val="21"/>
         </w:rPr>
-        <w:spacing w:before="0" w:after="0" w:line="300" w:lineRule="multiple"/>
+        <w:spacing w:before="0" w:after="0" w:line="300" w:lineRule="auto"/>
         <w:jc w:val="left"/>
       </w:pPr>
       <w:r>
@@ -2844,7 +2844,7 @@
           <w:sz w:val="21"/>
           <w:szCs w:val="21"/>
         </w:rPr>
-        <w:spacing w:before="0" w:after="0" w:line="300" w:lineRule="multiple"/>
+        <w:spacing w:before="0" w:after="0" w:line="300" w:lineRule="auto"/>
         <w:jc w:val="left"/>
       </w:pPr>
       <w:r>
@@ -2899,7 +2899,7 @@
           <w:sz w:val="21"/>
           <w:szCs w:val="21"/>
         </w:rPr>
-        <w:spacing w:before="0" w:after="0" w:line="300" w:lineRule="multiple"/>
+        <w:spacing w:before="0" w:after="0" w:line="300" w:lineRule="auto"/>
         <w:jc w:val="left"/>
       </w:pPr>
       <w:r>
@@ -2918,7 +2918,7 @@
           <w:sz w:val="21"/>
           <w:szCs w:val="21"/>
         </w:rPr>
-        <w:spacing w:before="0" w:after="0" w:line="300" w:lineRule="multiple"/>
+        <w:spacing w:before="0" w:after="0" w:line="300" w:lineRule="auto"/>
         <w:jc w:val="left"/>
       </w:pPr>
       <w:r>
@@ -2969,7 +2969,7 @@
           <w:sz w:val="21"/>
           <w:szCs w:val="21"/>
         </w:rPr>
-        <w:spacing w:before="0" w:after="0" w:line="300" w:lineRule="multiple"/>
+        <w:spacing w:before="0" w:after="0" w:line="300" w:lineRule="auto"/>
         <w:jc w:val="left"/>
       </w:pPr>
       <w:r>
@@ -2988,7 +2988,7 @@
           <w:sz w:val="21"/>
           <w:szCs w:val="21"/>
         </w:rPr>
-        <w:spacing w:before="0" w:after="0" w:line="300" w:lineRule="multiple"/>
+        <w:spacing w:before="0" w:after="0" w:line="300" w:lineRule="auto"/>
         <w:jc w:val="left"/>
       </w:pPr>
       <w:r>
@@ -3027,7 +3027,7 @@
           <w:sz w:val="21"/>
           <w:szCs w:val="21"/>
         </w:rPr>
-        <w:spacing w:before="0" w:after="0" w:line="300" w:lineRule="multiple"/>
+        <w:spacing w:before="0" w:after="0" w:line="300" w:lineRule="auto"/>
         <w:jc w:val="left"/>
       </w:pPr>
       <w:r>
@@ -3087,7 +3087,7 @@
           <w:sz w:val="21"/>
           <w:szCs w:val="21"/>
         </w:rPr>
-        <w:spacing w:before="0" w:after="0" w:line="300" w:lineRule="multiple"/>
+        <w:spacing w:before="0" w:after="0" w:line="300" w:lineRule="auto"/>
         <w:jc w:val="left"/>
       </w:pPr>
       <w:r>
@@ -3132,7 +3132,7 @@
           <w:sz w:val="21"/>
           <w:szCs w:val="21"/>
         </w:rPr>
-        <w:spacing w:before="0" w:after="0" w:line="300" w:lineRule="multiple"/>
+        <w:spacing w:before="0" w:after="0" w:line="300" w:lineRule="auto"/>
         <w:jc w:val="left"/>
       </w:pPr>
       <w:r>
@@ -3233,7 +3233,7 @@
           <w:sz w:val="21"/>
           <w:szCs w:val="21"/>
         </w:rPr>
-        <w:spacing w:before="0" w:after="0" w:line="300" w:lineRule="multiple"/>
+        <w:spacing w:before="0" w:after="0" w:line="300" w:lineRule="auto"/>
         <w:jc w:val="left"/>
       </w:pPr>
       <w:r>
@@ -3252,7 +3252,7 @@
           <w:sz w:val="21"/>
           <w:szCs w:val="21"/>
         </w:rPr>
-        <w:spacing w:before="0" w:after="0" w:line="300" w:lineRule="multiple"/>
+        <w:spacing w:before="0" w:after="0" w:line="300" w:lineRule="auto"/>
         <w:jc w:val="left"/>
       </w:pPr>
       <w:r>
@@ -3316,7 +3316,7 @@
           <w:sz w:val="21"/>
           <w:szCs w:val="21"/>
         </w:rPr>
-        <w:spacing w:before="0" w:after="0" w:line="300" w:lineRule="multiple"/>
+        <w:spacing w:before="0" w:after="0" w:line="300" w:lineRule="auto"/>
         <w:jc w:val="left"/>
       </w:pPr>
       <w:r>
@@ -3334,7 +3334,7 @@
           <w:sz w:val="21"/>
           <w:szCs w:val="21"/>
         </w:rPr>
-        <w:spacing w:before="0" w:after="0" w:line="300" w:lineRule="multiple"/>
+        <w:spacing w:before="0" w:after="0" w:line="300" w:lineRule="auto"/>
         <w:jc w:val="left"/>
       </w:pPr>
     </w:p>
@@ -3344,7 +3344,7 @@
           <w:sz w:val="21"/>
           <w:szCs w:val="21"/>
         </w:rPr>
-        <w:spacing w:before="0" w:after="0" w:line="300" w:lineRule="multiple"/>
+        <w:spacing w:before="0" w:after="0" w:line="300" w:lineRule="auto"/>
         <w:jc w:val="left"/>
       </w:pPr>
       <w:r>
@@ -3363,7 +3363,7 @@
           <w:sz w:val="21"/>
           <w:szCs w:val="21"/>
         </w:rPr>
-        <w:spacing w:before="0" w:after="0" w:line="300" w:lineRule="multiple"/>
+        <w:spacing w:before="0" w:after="0" w:line="300" w:lineRule="auto"/>
         <w:jc w:val="left"/>
       </w:pPr>
       <w:r>
@@ -3383,7 +3383,7 @@
           <w:sz w:val="21"/>
           <w:szCs w:val="21"/>
         </w:rPr>
-        <w:spacing w:before="0" w:after="0" w:line="300" w:lineRule="multiple"/>
+        <w:spacing w:before="0" w:after="0" w:line="300" w:lineRule="auto"/>
         <w:jc w:val="left"/>
       </w:pPr>
       <w:r>
@@ -3645,7 +3645,7 @@
           <w:sz w:val="21"/>
           <w:szCs w:val="21"/>
         </w:rPr>
-        <w:spacing w:before="0" w:after="0" w:line="300" w:lineRule="multiple"/>
+        <w:spacing w:before="0" w:after="0" w:line="300" w:lineRule="auto"/>
         <w:jc w:val="left"/>
       </w:pPr>
       <w:r>
@@ -3705,7 +3705,7 @@
           <w:sz w:val="21"/>
           <w:szCs w:val="21"/>
         </w:rPr>
-        <w:spacing w:before="0" w:after="0" w:line="300" w:lineRule="multiple"/>
+        <w:spacing w:before="0" w:after="0" w:line="300" w:lineRule="auto"/>
         <w:jc w:val="left"/>
       </w:pPr>
       <w:r>
@@ -3948,7 +3948,7 @@
           <w:sz w:val="21"/>
           <w:szCs w:val="21"/>
         </w:rPr>
-        <w:spacing w:before="0" w:after="0" w:line="300" w:lineRule="multiple"/>
+        <w:spacing w:before="0" w:after="0" w:line="300" w:lineRule="auto"/>
         <w:jc w:val="left"/>
       </w:pPr>
       <w:r>
@@ -4008,7 +4008,7 @@
           <w:sz w:val="21"/>
           <w:szCs w:val="21"/>
         </w:rPr>
-        <w:spacing w:before="0" w:after="0" w:line="300" w:lineRule="multiple"/>
+        <w:spacing w:before="0" w:after="0" w:line="300" w:lineRule="auto"/>
         <w:jc w:val="left"/>
       </w:pPr>
       <w:r>
@@ -4131,7 +4131,7 @@
           <w:sz w:val="21"/>
           <w:szCs w:val="21"/>
         </w:rPr>
-        <w:spacing w:before="0" w:after="0" w:line="300" w:lineRule="multiple"/>
+        <w:spacing w:before="0" w:after="0" w:line="300" w:lineRule="auto"/>
         <w:jc w:val="left"/>
       </w:pPr>
       <w:r>
@@ -4468,7 +4468,7 @@
           <w:sz w:val="21"/>
           <w:szCs w:val="21"/>
         </w:rPr>
-        <w:spacing w:before="0" w:after="0" w:line="300" w:lineRule="multiple"/>
+        <w:spacing w:before="0" w:after="0" w:line="300" w:lineRule="auto"/>
         <w:jc w:val="left"/>
       </w:pPr>
       <w:r>
@@ -4521,7 +4521,7 @@
           <w:sz w:val="21"/>
           <w:szCs w:val="21"/>
         </w:rPr>
-        <w:spacing w:before="0" w:after="0" w:line="300" w:lineRule="multiple"/>
+        <w:spacing w:before="0" w:after="0" w:line="300" w:lineRule="auto"/>
         <w:jc w:val="left"/>
       </w:pPr>
       <w:r>
@@ -4602,7 +4602,7 @@
           <w:sz w:val="21"/>
           <w:szCs w:val="21"/>
         </w:rPr>
-        <w:spacing w:before="0" w:after="0" w:line="300" w:lineRule="multiple"/>
+        <w:spacing w:before="0" w:after="0" w:line="300" w:lineRule="auto"/>
         <w:jc w:val="left"/>
       </w:pPr>
       <w:r>
@@ -4679,7 +4679,7 @@
           <w:sz w:val="21"/>
           <w:szCs w:val="21"/>
         </w:rPr>
-        <w:spacing w:before="0" w:after="0" w:line="300" w:lineRule="multiple"/>
+        <w:spacing w:before="0" w:after="0" w:line="300" w:lineRule="auto"/>
         <w:jc w:val="left"/>
       </w:pPr>
       <w:r>
@@ -4697,7 +4697,7 @@
           <w:sz w:val="21"/>
           <w:szCs w:val="21"/>
         </w:rPr>
-        <w:spacing w:before="0" w:after="0" w:line="300" w:lineRule="multiple"/>
+        <w:spacing w:before="0" w:after="0" w:line="300" w:lineRule="auto"/>
         <w:jc w:val="left"/>
       </w:pPr>
     </w:p>
@@ -4708,7 +4708,7 @@
           <w:sz w:val="21"/>
           <w:szCs w:val="21"/>
         </w:rPr>
-        <w:spacing w:before="0" w:after="0" w:line="300" w:lineRule="multiple"/>
+        <w:spacing w:before="0" w:after="0" w:line="300" w:lineRule="auto"/>
         <w:jc w:val="left"/>
       </w:pPr>
       <w:r>
@@ -4829,7 +4829,7 @@
           <w:sz w:val="21"/>
           <w:szCs w:val="21"/>
         </w:rPr>
-        <w:spacing w:before="0" w:after="0" w:line="300" w:lineRule="multiple"/>
+        <w:spacing w:before="0" w:after="0" w:line="300" w:lineRule="auto"/>
         <w:jc w:val="left"/>
       </w:pPr>
       <w:r>
@@ -4884,7 +4884,7 @@
           <w:sz w:val="21"/>
           <w:szCs w:val="21"/>
         </w:rPr>
-        <w:spacing w:before="0" w:after="0" w:line="300" w:lineRule="multiple"/>
+        <w:spacing w:before="0" w:after="0" w:line="300" w:lineRule="auto"/>
         <w:jc w:val="left"/>
       </w:pPr>
       <w:r>
@@ -4987,7 +4987,7 @@
           <w:sz w:val="21"/>
           <w:szCs w:val="21"/>
         </w:rPr>
-        <w:spacing w:before="0" w:after="0" w:line="300" w:lineRule="multiple"/>
+        <w:spacing w:before="0" w:after="0" w:line="300" w:lineRule="auto"/>
         <w:jc w:val="left"/>
       </w:pPr>
       <w:r>
@@ -5096,7 +5096,7 @@
           <w:sz w:val="21"/>
           <w:szCs w:val="21"/>
         </w:rPr>
-        <w:spacing w:before="0" w:after="0" w:line="300" w:lineRule="multiple"/>
+        <w:spacing w:before="0" w:after="0" w:line="300" w:lineRule="auto"/>
         <w:jc w:val="left"/>
       </w:pPr>
       <w:r>
@@ -5222,7 +5222,7 @@
           <w:sz w:val="21"/>
           <w:szCs w:val="21"/>
         </w:rPr>
-        <w:spacing w:before="0" w:after="0" w:line="300" w:lineRule="multiple"/>
+        <w:spacing w:before="0" w:after="0" w:line="300" w:lineRule="auto"/>
         <w:jc w:val="left"/>
       </w:pPr>
       <w:r>
@@ -5354,7 +5354,7 @@
           <w:sz w:val="21"/>
           <w:szCs w:val="21"/>
         </w:rPr>
-        <w:spacing w:before="0" w:after="0" w:line="300" w:lineRule="multiple"/>
+        <w:spacing w:before="0" w:after="0" w:line="300" w:lineRule="auto"/>
         <w:jc w:val="left"/>
       </w:pPr>
       <w:r>
@@ -5414,7 +5414,7 @@
           <w:sz w:val="21"/>
           <w:szCs w:val="21"/>
         </w:rPr>
-        <w:spacing w:before="0" w:after="0" w:line="300" w:lineRule="multiple"/>
+        <w:spacing w:before="0" w:after="0" w:line="300" w:lineRule="auto"/>
         <w:jc w:val="left"/>
       </w:pPr>
       <w:r>
@@ -5504,7 +5504,7 @@
           <w:sz w:val="21"/>
           <w:szCs w:val="21"/>
         </w:rPr>
-        <w:spacing w:before="0" w:after="0" w:line="300" w:lineRule="multiple"/>
+        <w:spacing w:before="0" w:after="0" w:line="300" w:lineRule="auto"/>
         <w:jc w:val="left"/>
       </w:pPr>
       <w:r>
@@ -5532,7 +5532,7 @@
           <w:sz w:val="21"/>
           <w:szCs w:val="21"/>
         </w:rPr>
-        <w:spacing w:before="0" w:after="0" w:line="300" w:lineRule="multiple"/>
+        <w:spacing w:before="0" w:after="0" w:line="300" w:lineRule="auto"/>
         <w:jc w:val="left"/>
       </w:pPr>
       <w:r>
@@ -5568,7 +5568,7 @@
           <w:sz w:val="21"/>
           <w:szCs w:val="21"/>
         </w:rPr>
-        <w:spacing w:before="0" w:after="0" w:line="300" w:lineRule="multiple"/>
+        <w:spacing w:before="0" w:after="0" w:line="300" w:lineRule="auto"/>
         <w:jc w:val="left"/>
       </w:pPr>
       <w:r>
@@ -5623,7 +5623,7 @@
           <w:sz w:val="21"/>
           <w:szCs w:val="21"/>
         </w:rPr>
-        <w:spacing w:before="0" w:after="0" w:line="300" w:lineRule="multiple"/>
+        <w:spacing w:before="0" w:after="0" w:line="300" w:lineRule="auto"/>
         <w:jc w:val="left"/>
       </w:pPr>
       <w:r>
@@ -5744,7 +5744,7 @@
           <w:sz w:val="21"/>
           <w:szCs w:val="21"/>
         </w:rPr>
-        <w:spacing w:before="0" w:after="0" w:line="300" w:lineRule="multiple"/>
+        <w:spacing w:before="0" w:after="0" w:line="300" w:lineRule="auto"/>
         <w:jc w:val="left"/>
       </w:pPr>
       <w:r>
@@ -5763,7 +5763,7 @@
           <w:sz w:val="21"/>
           <w:szCs w:val="21"/>
         </w:rPr>
-        <w:spacing w:before="0" w:after="0" w:line="300" w:lineRule="multiple"/>
+        <w:spacing w:before="0" w:after="0" w:line="300" w:lineRule="auto"/>
         <w:jc w:val="left"/>
       </w:pPr>
       <w:r>
@@ -5827,7 +5827,7 @@
           <w:sz w:val="21"/>
           <w:szCs w:val="21"/>
         </w:rPr>
-        <w:spacing w:before="0" w:after="0" w:line="300" w:lineRule="multiple"/>
+        <w:spacing w:before="0" w:after="0" w:line="300" w:lineRule="auto"/>
         <w:jc w:val="left"/>
       </w:pPr>
       <w:r>
@@ -5882,7 +5882,7 @@
           <w:sz w:val="21"/>
           <w:szCs w:val="21"/>
         </w:rPr>
-        <w:spacing w:before="0" w:after="0" w:line="300" w:lineRule="multiple"/>
+        <w:spacing w:before="0" w:after="0" w:line="300" w:lineRule="auto"/>
         <w:jc w:val="left"/>
       </w:pPr>
       <w:r>
@@ -6044,7 +6044,7 @@
           <w:sz w:val="21"/>
           <w:szCs w:val="21"/>
         </w:rPr>
-        <w:spacing w:before="0" w:after="0" w:line="300" w:lineRule="multiple"/>
+        <w:spacing w:before="0" w:after="0" w:line="300" w:lineRule="auto"/>
         <w:jc w:val="left"/>
       </w:pPr>
       <w:r>
@@ -6063,7 +6063,7 @@
           <w:sz w:val="21"/>
           <w:szCs w:val="21"/>
         </w:rPr>
-        <w:spacing w:before="0" w:after="0" w:line="300" w:lineRule="multiple"/>
+        <w:spacing w:before="0" w:after="0" w:line="300" w:lineRule="auto"/>
         <w:jc w:val="left"/>
       </w:pPr>
       <w:r>
@@ -6166,7 +6166,7 @@
           <w:sz w:val="21"/>
           <w:szCs w:val="21"/>
         </w:rPr>
-        <w:spacing w:before="0" w:after="0" w:line="300" w:lineRule="multiple"/>
+        <w:spacing w:before="0" w:after="0" w:line="300" w:lineRule="auto"/>
         <w:jc w:val="left"/>
       </w:pPr>
       <w:r>
@@ -6221,7 +6221,7 @@
           <w:sz w:val="21"/>
           <w:szCs w:val="21"/>
         </w:rPr>
-        <w:spacing w:before="0" w:after="0" w:line="300" w:lineRule="multiple"/>
+        <w:spacing w:before="0" w:after="0" w:line="300" w:lineRule="auto"/>
         <w:jc w:val="left"/>
       </w:pPr>
       <w:r>
@@ -6367,7 +6367,7 @@
           <w:sz w:val="21"/>
           <w:szCs w:val="21"/>
         </w:rPr>
-        <w:spacing w:before="0" w:after="0" w:line="300" w:lineRule="multiple"/>
+        <w:spacing w:before="0" w:after="0" w:line="300" w:lineRule="auto"/>
         <w:jc w:val="left"/>
       </w:pPr>
       <w:r>
@@ -6438,7 +6438,7 @@
           <w:sz w:val="21"/>
           <w:szCs w:val="21"/>
         </w:rPr>
-        <w:spacing w:before="0" w:after="0" w:line="300" w:lineRule="multiple"/>
+        <w:spacing w:before="0" w:after="0" w:line="300" w:lineRule="auto"/>
         <w:jc w:val="left"/>
       </w:pPr>
       <w:r>
@@ -6595,7 +6595,7 @@
           <w:sz w:val="21"/>
           <w:szCs w:val="21"/>
         </w:rPr>
-        <w:spacing w:before="0" w:after="0" w:line="300" w:lineRule="multiple"/>
+        <w:spacing w:before="0" w:after="0" w:line="300" w:lineRule="auto"/>
         <w:jc w:val="left"/>
       </w:pPr>
       <w:r>
@@ -6666,7 +6666,7 @@
           <w:sz w:val="21"/>
           <w:szCs w:val="21"/>
         </w:rPr>
-        <w:spacing w:before="0" w:after="0" w:line="300" w:lineRule="multiple"/>
+        <w:spacing w:before="0" w:after="0" w:line="300" w:lineRule="auto"/>
         <w:jc w:val="left"/>
       </w:pPr>
       <w:r>
@@ -6742,7 +6742,7 @@
           <w:sz w:val="21"/>
           <w:szCs w:val="21"/>
         </w:rPr>
-        <w:spacing w:before="0" w:after="0" w:line="300" w:lineRule="multiple"/>
+        <w:spacing w:before="0" w:after="0" w:line="300" w:lineRule="auto"/>
         <w:jc w:val="left"/>
       </w:pPr>
       <w:r>
@@ -6760,7 +6760,7 @@
           <w:sz w:val="21"/>
           <w:szCs w:val="21"/>
         </w:rPr>
-        <w:spacing w:before="0" w:after="0" w:line="300" w:lineRule="multiple"/>
+        <w:spacing w:before="0" w:after="0" w:line="300" w:lineRule="auto"/>
         <w:jc w:val="left"/>
       </w:pPr>
     </w:p>
@@ -6770,7 +6770,7 @@
           <w:sz w:val="21"/>
           <w:szCs w:val="21"/>
         </w:rPr>
-        <w:spacing w:before="0" w:after="0" w:line="300" w:lineRule="multiple"/>
+        <w:spacing w:before="0" w:after="0" w:line="300" w:lineRule="auto"/>
         <w:jc w:val="left"/>
       </w:pPr>
       <w:r>
@@ -6790,7 +6790,7 @@
           <w:sz w:val="21"/>
           <w:szCs w:val="21"/>
         </w:rPr>
-        <w:spacing w:before="0" w:after="0" w:line="300" w:lineRule="multiple"/>
+        <w:spacing w:before="0" w:after="0" w:line="300" w:lineRule="auto"/>
         <w:jc w:val="left"/>
       </w:pPr>
       <w:r>
@@ -7086,7 +7086,7 @@
           <w:sz w:val="21"/>
           <w:szCs w:val="21"/>
         </w:rPr>
-        <w:spacing w:before="0" w:after="0" w:line="300" w:lineRule="multiple"/>
+        <w:spacing w:before="0" w:after="0" w:line="300" w:lineRule="auto"/>
         <w:jc w:val="left"/>
       </w:pPr>
       <w:r>
@@ -7139,7 +7139,7 @@
           <w:sz w:val="21"/>
           <w:szCs w:val="21"/>
         </w:rPr>
-        <w:spacing w:before="0" w:after="0" w:line="300" w:lineRule="multiple"/>
+        <w:spacing w:before="0" w:after="0" w:line="300" w:lineRule="auto"/>
         <w:jc w:val="left"/>
       </w:pPr>
       <w:r>
@@ -7192,7 +7192,7 @@
           <w:sz w:val="21"/>
           <w:szCs w:val="21"/>
         </w:rPr>
-        <w:spacing w:before="0" w:after="0" w:line="300" w:lineRule="multiple"/>
+        <w:spacing w:before="0" w:after="0" w:line="300" w:lineRule="auto"/>
         <w:jc w:val="left"/>
       </w:pPr>
       <w:r>
@@ -7296,7 +7296,7 @@
           <w:sz w:val="21"/>
           <w:szCs w:val="21"/>
         </w:rPr>
-        <w:spacing w:before="0" w:after="0" w:line="300" w:lineRule="multiple"/>
+        <w:spacing w:before="0" w:after="0" w:line="300" w:lineRule="auto"/>
         <w:jc w:val="left"/>
       </w:pPr>
       <w:r>
@@ -7351,7 +7351,7 @@
           <w:sz w:val="21"/>
           <w:szCs w:val="21"/>
         </w:rPr>
-        <w:spacing w:before="0" w:after="0" w:line="300" w:lineRule="multiple"/>
+        <w:spacing w:before="0" w:after="0" w:line="300" w:lineRule="auto"/>
         <w:jc w:val="left"/>
       </w:pPr>
       <w:r>
@@ -7573,7 +7573,7 @@
           <w:sz w:val="21"/>
           <w:szCs w:val="21"/>
         </w:rPr>
-        <w:spacing w:before="0" w:after="0" w:line="300" w:lineRule="multiple"/>
+        <w:spacing w:before="0" w:after="0" w:line="300" w:lineRule="auto"/>
         <w:jc w:val="left"/>
       </w:pPr>
       <w:r>
@@ -7618,7 +7618,7 @@
           <w:sz w:val="21"/>
           <w:szCs w:val="21"/>
         </w:rPr>
-        <w:spacing w:before="0" w:after="0" w:line="300" w:lineRule="multiple"/>
+        <w:spacing w:before="0" w:after="0" w:line="300" w:lineRule="auto"/>
         <w:jc w:val="left"/>
       </w:pPr>
       <w:r>
@@ -7673,7 +7673,7 @@
           <w:sz w:val="21"/>
           <w:szCs w:val="21"/>
         </w:rPr>
-        <w:spacing w:before="0" w:after="0" w:line="300" w:lineRule="multiple"/>
+        <w:spacing w:before="0" w:after="0" w:line="300" w:lineRule="auto"/>
         <w:jc w:val="left"/>
       </w:pPr>
       <w:r>
@@ -7842,7 +7842,7 @@
           <w:sz w:val="21"/>
           <w:szCs w:val="21"/>
         </w:rPr>
-        <w:spacing w:before="0" w:after="0" w:line="300" w:lineRule="multiple"/>
+        <w:spacing w:before="0" w:after="0" w:line="300" w:lineRule="auto"/>
         <w:jc w:val="left"/>
       </w:pPr>
       <w:r>
@@ -7963,7 +7963,7 @@
           <w:sz w:val="21"/>
           <w:szCs w:val="21"/>
         </w:rPr>
-        <w:spacing w:before="0" w:after="0" w:line="300" w:lineRule="multiple"/>
+        <w:spacing w:before="0" w:after="0" w:line="300" w:lineRule="auto"/>
         <w:jc w:val="left"/>
       </w:pPr>
       <w:r>
@@ -8062,7 +8062,7 @@
           <w:sz w:val="21"/>
           <w:szCs w:val="21"/>
         </w:rPr>
-        <w:spacing w:before="0" w:after="0" w:line="300" w:lineRule="multiple"/>
+        <w:spacing w:before="0" w:after="0" w:line="300" w:lineRule="auto"/>
         <w:jc w:val="left"/>
       </w:pPr>
       <w:r>
@@ -8098,7 +8098,7 @@
           <w:sz w:val="21"/>
           <w:szCs w:val="21"/>
         </w:rPr>
-        <w:spacing w:before="0" w:after="0" w:line="300" w:lineRule="multiple"/>
+        <w:spacing w:before="0" w:after="0" w:line="300" w:lineRule="auto"/>
         <w:jc w:val="left"/>
       </w:pPr>
       <w:r>
@@ -8153,7 +8153,7 @@
           <w:sz w:val="21"/>
           <w:szCs w:val="21"/>
         </w:rPr>
-        <w:spacing w:before="0" w:after="0" w:line="300" w:lineRule="multiple"/>
+        <w:spacing w:before="0" w:after="0" w:line="300" w:lineRule="auto"/>
         <w:jc w:val="left"/>
       </w:pPr>
       <w:r>
@@ -8239,7 +8239,7 @@
           <w:sz w:val="21"/>
           <w:szCs w:val="21"/>
         </w:rPr>
-        <w:spacing w:before="0" w:after="0" w:line="300" w:lineRule="multiple"/>
+        <w:spacing w:before="0" w:after="0" w:line="300" w:lineRule="auto"/>
         <w:jc w:val="left"/>
       </w:pPr>
       <w:r>
@@ -8302,7 +8302,7 @@
           <w:sz w:val="21"/>
           <w:szCs w:val="21"/>
         </w:rPr>
-        <w:spacing w:before="0" w:after="0" w:line="300" w:lineRule="multiple"/>
+        <w:spacing w:before="0" w:after="0" w:line="300" w:lineRule="auto"/>
         <w:jc w:val="left"/>
       </w:pPr>
       <w:r>
@@ -8371,7 +8371,7 @@
           <w:sz w:val="21"/>
           <w:szCs w:val="21"/>
         </w:rPr>
-        <w:spacing w:before="0" w:after="0" w:line="300" w:lineRule="multiple"/>
+        <w:spacing w:before="0" w:after="0" w:line="300" w:lineRule="auto"/>
         <w:jc w:val="left"/>
       </w:pPr>
       <w:r>
@@ -8407,7 +8407,7 @@
           <w:sz w:val="21"/>
           <w:szCs w:val="21"/>
         </w:rPr>
-        <w:spacing w:before="0" w:after="0" w:line="300" w:lineRule="multiple"/>
+        <w:spacing w:before="0" w:after="0" w:line="300" w:lineRule="auto"/>
         <w:jc w:val="left"/>
       </w:pPr>
       <w:r>
@@ -8462,7 +8462,7 @@
           <w:sz w:val="21"/>
           <w:szCs w:val="21"/>
         </w:rPr>
-        <w:spacing w:before="0" w:after="0" w:line="300" w:lineRule="multiple"/>
+        <w:spacing w:before="0" w:after="0" w:line="300" w:lineRule="auto"/>
         <w:jc w:val="left"/>
       </w:pPr>
       <w:r>
@@ -8547,7 +8547,7 @@
           <w:sz w:val="21"/>
           <w:szCs w:val="21"/>
         </w:rPr>
-        <w:spacing w:before="0" w:after="0" w:line="300" w:lineRule="multiple"/>
+        <w:spacing w:before="0" w:after="0" w:line="300" w:lineRule="auto"/>
         <w:jc w:val="left"/>
       </w:pPr>
       <w:r>
@@ -8606,7 +8606,7 @@
           <w:sz w:val="21"/>
           <w:szCs w:val="21"/>
         </w:rPr>
-        <w:spacing w:before="0" w:after="0" w:line="300" w:lineRule="multiple"/>
+        <w:spacing w:before="0" w:after="0" w:line="300" w:lineRule="auto"/>
         <w:jc w:val="left"/>
       </w:pPr>
       <w:r>
@@ -8734,7 +8734,7 @@
           <w:sz w:val="21"/>
           <w:szCs w:val="21"/>
         </w:rPr>
-        <w:spacing w:before="0" w:after="0" w:line="300" w:lineRule="multiple"/>
+        <w:spacing w:before="0" w:after="0" w:line="300" w:lineRule="auto"/>
         <w:jc w:val="left"/>
       </w:pPr>
     </w:p>
@@ -8744,7 +8744,7 @@
           <w:sz w:val="21"/>
           <w:szCs w:val="21"/>
         </w:rPr>
-        <w:spacing w:before="0" w:after="0" w:line="300" w:lineRule="multiple"/>
+        <w:spacing w:before="0" w:after="0" w:line="300" w:lineRule="auto"/>
         <w:jc w:val="left"/>
       </w:pPr>
       <w:r>
@@ -8764,7 +8764,7 @@
           <w:sz w:val="21"/>
           <w:szCs w:val="21"/>
         </w:rPr>
-        <w:spacing w:before="0" w:after="0" w:line="300" w:lineRule="multiple"/>
+        <w:spacing w:before="0" w:after="0" w:line="300" w:lineRule="auto"/>
         <w:jc w:val="left"/>
       </w:pPr>
       <w:r>
@@ -8957,7 +8957,7 @@
           <w:sz w:val="21"/>
           <w:szCs w:val="21"/>
         </w:rPr>
-        <w:spacing w:before="0" w:after="0" w:line="300" w:lineRule="multiple"/>
+        <w:spacing w:before="0" w:after="0" w:line="300" w:lineRule="auto"/>
         <w:jc w:val="left"/>
       </w:pPr>
       <w:r>
@@ -8992,7 +8992,7 @@
           <w:sz w:val="21"/>
           <w:szCs w:val="21"/>
         </w:rPr>
-        <w:spacing w:before="0" w:after="0" w:line="300" w:lineRule="multiple"/>
+        <w:spacing w:before="0" w:after="0" w:line="300" w:lineRule="auto"/>
         <w:jc w:val="left"/>
       </w:pPr>
       <w:r>
@@ -9119,7 +9119,7 @@
           <w:sz w:val="21"/>
           <w:szCs w:val="21"/>
         </w:rPr>
-        <w:spacing w:before="0" w:after="0" w:line="300" w:lineRule="multiple"/>
+        <w:spacing w:before="0" w:after="0" w:line="300" w:lineRule="auto"/>
         <w:jc w:val="left"/>
       </w:pPr>
       <w:r>
@@ -9257,7 +9257,7 @@
           <w:sz w:val="21"/>
           <w:szCs w:val="21"/>
         </w:rPr>
-        <w:spacing w:before="0" w:after="0" w:line="300" w:lineRule="multiple"/>
+        <w:spacing w:before="0" w:after="0" w:line="300" w:lineRule="auto"/>
         <w:jc w:val="left"/>
       </w:pPr>
       <w:r>
@@ -9320,7 +9320,7 @@
           <w:sz w:val="21"/>
           <w:szCs w:val="21"/>
         </w:rPr>
-        <w:spacing w:before="0" w:after="0" w:line="300" w:lineRule="multiple"/>
+        <w:spacing w:before="0" w:after="0" w:line="300" w:lineRule="auto"/>
         <w:jc w:val="left"/>
       </w:pPr>
       <w:r>
@@ -9614,7 +9614,7 @@
           <w:sz w:val="21"/>
           <w:szCs w:val="21"/>
         </w:rPr>
-        <w:spacing w:before="0" w:after="0" w:line="300" w:lineRule="multiple"/>
+        <w:spacing w:before="0" w:after="0" w:line="300" w:lineRule="auto"/>
         <w:jc w:val="left"/>
       </w:pPr>
       <w:r>
@@ -9658,7 +9658,7 @@
           <w:sz w:val="21"/>
           <w:szCs w:val="21"/>
         </w:rPr>
-        <w:spacing w:before="0" w:after="0" w:line="300" w:lineRule="multiple"/>
+        <w:spacing w:before="0" w:after="0" w:line="300" w:lineRule="auto"/>
         <w:jc w:val="left"/>
       </w:pPr>
       <w:r>
@@ -9713,7 +9713,7 @@
           <w:sz w:val="21"/>
           <w:szCs w:val="21"/>
         </w:rPr>
-        <w:spacing w:before="0" w:after="0" w:line="300" w:lineRule="multiple"/>
+        <w:spacing w:before="0" w:after="0" w:line="300" w:lineRule="auto"/>
         <w:jc w:val="left"/>
       </w:pPr>
       <w:r>
@@ -9773,7 +9773,7 @@
           <w:sz w:val="21"/>
           <w:szCs w:val="21"/>
         </w:rPr>
-        <w:spacing w:before="0" w:after="0" w:line="300" w:lineRule="multiple"/>
+        <w:spacing w:before="0" w:after="0" w:line="300" w:lineRule="auto"/>
         <w:jc w:val="left"/>
       </w:pPr>
       <w:r>
@@ -9844,7 +9844,7 @@
           <w:sz w:val="21"/>
           <w:szCs w:val="21"/>
         </w:rPr>
-        <w:spacing w:before="0" w:after="0" w:line="300" w:lineRule="multiple"/>
+        <w:spacing w:before="0" w:after="0" w:line="300" w:lineRule="auto"/>
         <w:jc w:val="left"/>
       </w:pPr>
       <w:r>
@@ -9925,7 +9925,7 @@
           <w:sz w:val="21"/>
           <w:szCs w:val="21"/>
         </w:rPr>
-        <w:spacing w:before="0" w:after="0" w:line="300" w:lineRule="multiple"/>
+        <w:spacing w:before="0" w:after="0" w:line="300" w:lineRule="auto"/>
         <w:jc w:val="left"/>
       </w:pPr>
       <w:r>
@@ -10008,7 +10008,7 @@
           <w:sz w:val="21"/>
           <w:szCs w:val="21"/>
         </w:rPr>
-        <w:spacing w:before="0" w:after="0" w:line="300" w:lineRule="multiple"/>
+        <w:spacing w:before="0" w:after="0" w:line="300" w:lineRule="auto"/>
         <w:jc w:val="left"/>
       </w:pPr>
       <w:r>
@@ -10221,7 +10221,7 @@
           <w:sz w:val="21"/>
           <w:szCs w:val="21"/>
         </w:rPr>
-        <w:spacing w:before="0" w:after="0" w:line="300" w:lineRule="multiple"/>
+        <w:spacing w:before="0" w:after="0" w:line="300" w:lineRule="auto"/>
         <w:jc w:val="left"/>
       </w:pPr>
       <w:r>
@@ -10276,7 +10276,7 @@
           <w:sz w:val="21"/>
           <w:szCs w:val="21"/>
         </w:rPr>
-        <w:spacing w:before="0" w:after="0" w:line="300" w:lineRule="multiple"/>
+        <w:spacing w:before="0" w:after="0" w:line="300" w:lineRule="auto"/>
         <w:jc w:val="left"/>
       </w:pPr>
       <w:r>
@@ -10353,7 +10353,7 @@
           <w:sz w:val="21"/>
           <w:szCs w:val="21"/>
         </w:rPr>
-        <w:spacing w:before="0" w:after="0" w:line="300" w:lineRule="multiple"/>
+        <w:spacing w:before="0" w:after="0" w:line="300" w:lineRule="auto"/>
         <w:jc w:val="left"/>
       </w:pPr>
       <w:r>
@@ -10446,7 +10446,7 @@
           <w:sz w:val="21"/>
           <w:szCs w:val="21"/>
         </w:rPr>
-        <w:spacing w:before="0" w:after="0" w:line="300" w:lineRule="multiple"/>
+        <w:spacing w:before="0" w:after="0" w:line="300" w:lineRule="auto"/>
         <w:jc w:val="left"/>
       </w:pPr>
       <w:r>
@@ -10639,7 +10639,7 @@
           <w:sz w:val="21"/>
           <w:szCs w:val="21"/>
         </w:rPr>
-        <w:spacing w:before="0" w:after="0" w:line="300" w:lineRule="multiple"/>
+        <w:spacing w:before="0" w:after="0" w:line="300" w:lineRule="auto"/>
         <w:jc w:val="left"/>
       </w:pPr>
       <w:r>
@@ -10726,7 +10726,7 @@
           <w:sz w:val="21"/>
           <w:szCs w:val="21"/>
         </w:rPr>
-        <w:spacing w:before="0" w:after="0" w:line="300" w:lineRule="multiple"/>
+        <w:spacing w:before="0" w:after="0" w:line="300" w:lineRule="auto"/>
         <w:jc w:val="left"/>
       </w:pPr>
       <w:r>
@@ -10895,7 +10895,7 @@
           <w:sz w:val="21"/>
           <w:szCs w:val="21"/>
         </w:rPr>
-        <w:spacing w:before="0" w:after="0" w:line="300" w:lineRule="multiple"/>
+        <w:spacing w:before="0" w:after="0" w:line="300" w:lineRule="auto"/>
         <w:jc w:val="left"/>
       </w:pPr>
       <w:r>
@@ -10950,7 +10950,7 @@
           <w:sz w:val="21"/>
           <w:szCs w:val="21"/>
         </w:rPr>
-        <w:spacing w:before="0" w:after="0" w:line="300" w:lineRule="multiple"/>
+        <w:spacing w:before="0" w:after="0" w:line="300" w:lineRule="auto"/>
         <w:jc w:val="left"/>
       </w:pPr>
       <w:r>
@@ -11103,7 +11103,7 @@
           <w:sz w:val="21"/>
           <w:szCs w:val="21"/>
         </w:rPr>
-        <w:spacing w:before="0" w:after="0" w:line="300" w:lineRule="multiple"/>
+        <w:spacing w:before="0" w:after="0" w:line="300" w:lineRule="auto"/>
         <w:jc w:val="left"/>
       </w:pPr>
     </w:p>
@@ -11113,7 +11113,7 @@
           <w:sz w:val="21"/>
           <w:szCs w:val="21"/>
         </w:rPr>
-        <w:spacing w:before="0" w:after="0" w:line="300" w:lineRule="multiple"/>
+        <w:spacing w:before="0" w:after="0" w:line="300" w:lineRule="auto"/>
         <w:jc w:val="left"/>
       </w:pPr>
       <w:r>
@@ -11133,7 +11133,7 @@
           <w:sz w:val="21"/>
           <w:szCs w:val="21"/>
         </w:rPr>
-        <w:spacing w:before="0" w:after="0" w:line="300" w:lineRule="multiple"/>
+        <w:spacing w:before="0" w:after="0" w:line="300" w:lineRule="auto"/>
         <w:jc w:val="left"/>
       </w:pPr>
       <w:r>
@@ -11356,7 +11356,7 @@
           <w:sz w:val="21"/>
           <w:szCs w:val="21"/>
         </w:rPr>
-        <w:spacing w:before="0" w:after="0" w:line="300" w:lineRule="multiple"/>
+        <w:spacing w:before="0" w:after="0" w:line="300" w:lineRule="auto"/>
         <w:jc w:val="left"/>
       </w:pPr>
       <w:r>
@@ -11411,7 +11411,7 @@
           <w:sz w:val="21"/>
           <w:szCs w:val="21"/>
         </w:rPr>
-        <w:spacing w:before="0" w:after="0" w:line="300" w:lineRule="multiple"/>
+        <w:spacing w:before="0" w:after="0" w:line="300" w:lineRule="auto"/>
         <w:jc w:val="left"/>
       </w:pPr>
       <w:r>
@@ -11464,7 +11464,7 @@
           <w:sz w:val="21"/>
           <w:szCs w:val="21"/>
         </w:rPr>
-        <w:spacing w:before="0" w:after="0" w:line="300" w:lineRule="multiple"/>
+        <w:spacing w:before="0" w:after="0" w:line="300" w:lineRule="auto"/>
         <w:jc w:val="left"/>
       </w:pPr>
       <w:r>
@@ -11483,7 +11483,7 @@
           <w:sz w:val="21"/>
           <w:szCs w:val="21"/>
         </w:rPr>
-        <w:spacing w:before="0" w:after="0" w:line="300" w:lineRule="multiple"/>
+        <w:spacing w:before="0" w:after="0" w:line="300" w:lineRule="auto"/>
         <w:jc w:val="left"/>
       </w:pPr>
       <w:r>
@@ -11558,7 +11558,7 @@
           <w:sz w:val="21"/>
           <w:szCs w:val="21"/>
         </w:rPr>
-        <w:spacing w:before="0" w:after="0" w:line="300" w:lineRule="multiple"/>
+        <w:spacing w:before="0" w:after="0" w:line="300" w:lineRule="auto"/>
         <w:jc w:val="left"/>
       </w:pPr>
       <w:r>
@@ -11705,7 +11705,7 @@
           <w:sz w:val="21"/>
           <w:szCs w:val="21"/>
         </w:rPr>
-        <w:spacing w:before="0" w:after="0" w:line="300" w:lineRule="multiple"/>
+        <w:spacing w:before="0" w:after="0" w:line="300" w:lineRule="auto"/>
         <w:jc w:val="left"/>
       </w:pPr>
       <w:r>
@@ -11765,7 +11765,7 @@
           <w:sz w:val="21"/>
           <w:szCs w:val="21"/>
         </w:rPr>
-        <w:spacing w:before="0" w:after="0" w:line="300" w:lineRule="multiple"/>
+        <w:spacing w:before="0" w:after="0" w:line="300" w:lineRule="auto"/>
         <w:jc w:val="left"/>
       </w:pPr>
       <w:r>
@@ -11855,7 +11855,7 @@
           <w:sz w:val="21"/>
           <w:szCs w:val="21"/>
         </w:rPr>
-        <w:spacing w:before="0" w:after="0" w:line="300" w:lineRule="multiple"/>
+        <w:spacing w:before="0" w:after="0" w:line="300" w:lineRule="auto"/>
         <w:jc w:val="left"/>
       </w:pPr>
       <w:r>
@@ -11918,7 +11918,7 @@
           <w:sz w:val="21"/>
           <w:szCs w:val="21"/>
         </w:rPr>
-        <w:spacing w:before="0" w:after="0" w:line="300" w:lineRule="multiple"/>
+        <w:spacing w:before="0" w:after="0" w:line="300" w:lineRule="auto"/>
         <w:jc w:val="left"/>
       </w:pPr>
       <w:r>
@@ -11987,7 +11987,7 @@
           <w:sz w:val="21"/>
           <w:szCs w:val="21"/>
         </w:rPr>
-        <w:spacing w:before="0" w:after="0" w:line="300" w:lineRule="multiple"/>
+        <w:spacing w:before="0" w:after="0" w:line="300" w:lineRule="auto"/>
         <w:jc w:val="left"/>
       </w:pPr>
       <w:r>
@@ -12006,7 +12006,7 @@
           <w:sz w:val="21"/>
           <w:szCs w:val="21"/>
         </w:rPr>
-        <w:spacing w:before="0" w:after="0" w:line="300" w:lineRule="multiple"/>
+        <w:spacing w:before="0" w:after="0" w:line="300" w:lineRule="auto"/>
         <w:jc w:val="left"/>
       </w:pPr>
       <w:r>
@@ -12061,7 +12061,7 @@
           <w:sz w:val="21"/>
           <w:szCs w:val="21"/>
         </w:rPr>
-        <w:spacing w:before="0" w:after="0" w:line="300" w:lineRule="multiple"/>
+        <w:spacing w:before="0" w:after="0" w:line="300" w:lineRule="auto"/>
         <w:jc w:val="left"/>
       </w:pPr>
       <w:r>
@@ -12167,7 +12167,7 @@
           <w:sz w:val="21"/>
           <w:szCs w:val="21"/>
         </w:rPr>
-        <w:spacing w:before="0" w:after="0" w:line="300" w:lineRule="multiple"/>
+        <w:spacing w:before="0" w:after="0" w:line="300" w:lineRule="auto"/>
         <w:jc w:val="left"/>
       </w:pPr>
       <w:r>
@@ -12218,7 +12218,7 @@
           <w:sz w:val="21"/>
           <w:szCs w:val="21"/>
         </w:rPr>
-        <w:spacing w:before="0" w:after="0" w:line="300" w:lineRule="multiple"/>
+        <w:spacing w:before="0" w:after="0" w:line="300" w:lineRule="auto"/>
         <w:jc w:val="left"/>
       </w:pPr>
       <w:r>
@@ -12305,7 +12305,7 @@
           <w:sz w:val="21"/>
           <w:szCs w:val="21"/>
         </w:rPr>
-        <w:spacing w:before="0" w:after="0" w:line="300" w:lineRule="multiple"/>
+        <w:spacing w:before="0" w:after="0" w:line="300" w:lineRule="auto"/>
         <w:jc w:val="left"/>
       </w:pPr>
       <w:r>
@@ -12374,7 +12374,7 @@
           <w:sz w:val="21"/>
           <w:szCs w:val="21"/>
         </w:rPr>
-        <w:spacing w:before="0" w:after="0" w:line="300" w:lineRule="multiple"/>
+        <w:spacing w:before="0" w:after="0" w:line="300" w:lineRule="auto"/>
         <w:jc w:val="left"/>
       </w:pPr>
       <w:r>
@@ -12437,7 +12437,7 @@
           <w:sz w:val="21"/>
           <w:szCs w:val="21"/>
         </w:rPr>
-        <w:spacing w:before="0" w:after="0" w:line="300" w:lineRule="multiple"/>
+        <w:spacing w:before="0" w:after="0" w:line="300" w:lineRule="auto"/>
         <w:jc w:val="left"/>
       </w:pPr>
       <w:r>
@@ -12596,7 +12596,7 @@
           <w:sz w:val="21"/>
           <w:szCs w:val="21"/>
         </w:rPr>
-        <w:spacing w:before="0" w:after="0" w:line="300" w:lineRule="multiple"/>
+        <w:spacing w:before="0" w:after="0" w:line="300" w:lineRule="auto"/>
         <w:jc w:val="left"/>
       </w:pPr>
       <w:r>
@@ -12659,7 +12659,7 @@
           <w:sz w:val="21"/>
           <w:szCs w:val="21"/>
         </w:rPr>
-        <w:spacing w:before="0" w:after="0" w:line="300" w:lineRule="multiple"/>
+        <w:spacing w:before="0" w:after="0" w:line="300" w:lineRule="auto"/>
         <w:jc w:val="left"/>
       </w:pPr>
       <w:r>
@@ -12818,7 +12818,7 @@
           <w:sz w:val="21"/>
           <w:szCs w:val="21"/>
         </w:rPr>
-        <w:spacing w:before="0" w:after="0" w:line="300" w:lineRule="multiple"/>
+        <w:spacing w:before="0" w:after="0" w:line="300" w:lineRule="auto"/>
         <w:jc w:val="left"/>
       </w:pPr>
       <w:r>
@@ -12941,7 +12941,7 @@
           <w:sz w:val="21"/>
           <w:szCs w:val="21"/>
         </w:rPr>
-        <w:spacing w:before="0" w:after="0" w:line="300" w:lineRule="multiple"/>
+        <w:spacing w:before="0" w:after="0" w:line="300" w:lineRule="auto"/>
         <w:jc w:val="left"/>
       </w:pPr>
       <w:r>
@@ -12960,7 +12960,7 @@
           <w:sz w:val="21"/>
           <w:szCs w:val="21"/>
         </w:rPr>
-        <w:spacing w:before="0" w:after="0" w:line="300" w:lineRule="multiple"/>
+        <w:spacing w:before="0" w:after="0" w:line="300" w:lineRule="auto"/>
         <w:jc w:val="left"/>
       </w:pPr>
       <w:r>
@@ -13064,7 +13064,7 @@
           <w:sz w:val="21"/>
           <w:szCs w:val="21"/>
         </w:rPr>
-        <w:spacing w:before="0" w:after="0" w:line="300" w:lineRule="multiple"/>
+        <w:spacing w:before="0" w:after="0" w:line="300" w:lineRule="auto"/>
         <w:jc w:val="left"/>
       </w:pPr>
       <w:r>
@@ -13333,7 +13333,7 @@
           <w:sz w:val="21"/>
           <w:szCs w:val="21"/>
         </w:rPr>
-        <w:spacing w:before="0" w:after="0" w:line="300" w:lineRule="multiple"/>
+        <w:spacing w:before="0" w:after="0" w:line="300" w:lineRule="auto"/>
         <w:jc w:val="left"/>
       </w:pPr>
       <w:r>
@@ -13421,7 +13421,7 @@
           <w:sz w:val="21"/>
           <w:szCs w:val="21"/>
         </w:rPr>
-        <w:spacing w:before="0" w:after="0" w:line="300" w:lineRule="multiple"/>
+        <w:spacing w:before="0" w:after="0" w:line="300" w:lineRule="auto"/>
         <w:jc w:val="left"/>
       </w:pPr>
       <w:r>
@@ -13557,7 +13557,7 @@
           <w:sz w:val="21"/>
           <w:szCs w:val="21"/>
         </w:rPr>
-        <w:spacing w:before="0" w:after="0" w:line="300" w:lineRule="multiple"/>
+        <w:spacing w:before="0" w:after="0" w:line="300" w:lineRule="auto"/>
         <w:jc w:val="left"/>
       </w:pPr>
       <w:r>
@@ -13576,7 +13576,7 @@
           <w:sz w:val="21"/>
           <w:szCs w:val="21"/>
         </w:rPr>
-        <w:spacing w:before="0" w:after="0" w:line="300" w:lineRule="multiple"/>
+        <w:spacing w:before="0" w:after="0" w:line="300" w:lineRule="auto"/>
         <w:jc w:val="left"/>
       </w:pPr>
       <w:r>
@@ -13594,7 +13594,7 @@
           <w:sz w:val="21"/>
           <w:szCs w:val="21"/>
         </w:rPr>
-        <w:spacing w:before="0" w:after="0" w:line="300" w:lineRule="multiple"/>
+        <w:spacing w:before="0" w:after="0" w:line="300" w:lineRule="auto"/>
         <w:jc w:val="left"/>
       </w:pPr>
     </w:p>
@@ -13604,7 +13604,7 @@
           <w:sz w:val="21"/>
           <w:szCs w:val="21"/>
         </w:rPr>
-        <w:spacing w:before="0" w:after="0" w:line="300" w:lineRule="multiple"/>
+        <w:spacing w:before="0" w:after="0" w:line="300" w:lineRule="auto"/>
         <w:jc w:val="left"/>
       </w:pPr>
       <w:r>
@@ -13624,7 +13624,7 @@
           <w:sz w:val="21"/>
           <w:szCs w:val="21"/>
         </w:rPr>
-        <w:spacing w:before="0" w:after="0" w:line="300" w:lineRule="multiple"/>
+        <w:spacing w:before="0" w:after="0" w:line="300" w:lineRule="auto"/>
         <w:jc w:val="left"/>
       </w:pPr>
       <w:r>
@@ -14067,7 +14067,7 @@
           <w:sz w:val="21"/>
           <w:szCs w:val="21"/>
         </w:rPr>
-        <w:spacing w:before="0" w:after="0" w:line="300" w:lineRule="multiple"/>
+        <w:spacing w:before="0" w:after="0" w:line="300" w:lineRule="auto"/>
         <w:jc w:val="left"/>
       </w:pPr>
       <w:r>
@@ -14103,7 +14103,7 @@
           <w:sz w:val="21"/>
           <w:szCs w:val="21"/>
         </w:rPr>
-        <w:spacing w:before="0" w:after="0" w:line="300" w:lineRule="multiple"/>
+        <w:spacing w:before="0" w:after="0" w:line="300" w:lineRule="auto"/>
         <w:jc w:val="left"/>
       </w:pPr>
       <w:r>
@@ -14139,7 +14139,7 @@
           <w:sz w:val="21"/>
           <w:szCs w:val="21"/>
         </w:rPr>
-        <w:spacing w:before="0" w:after="0" w:line="300" w:lineRule="multiple"/>
+        <w:spacing w:before="0" w:after="0" w:line="300" w:lineRule="auto"/>
         <w:jc w:val="left"/>
       </w:pPr>
       <w:r>
@@ -14175,7 +14175,7 @@
           <w:sz w:val="21"/>
           <w:szCs w:val="21"/>
         </w:rPr>
-        <w:spacing w:before="0" w:after="0" w:line="300" w:lineRule="multiple"/>
+        <w:spacing w:before="0" w:after="0" w:line="300" w:lineRule="auto"/>
         <w:jc w:val="left"/>
       </w:pPr>
       <w:r>
@@ -14230,7 +14230,7 @@
           <w:sz w:val="21"/>
           <w:szCs w:val="21"/>
         </w:rPr>
-        <w:spacing w:before="0" w:after="0" w:line="300" w:lineRule="multiple"/>
+        <w:spacing w:before="0" w:after="0" w:line="300" w:lineRule="auto"/>
         <w:jc w:val="left"/>
       </w:pPr>
       <w:r>
@@ -14553,7 +14553,7 @@
           <w:sz w:val="21"/>
           <w:szCs w:val="21"/>
         </w:rPr>
-        <w:spacing w:before="0" w:after="0" w:line="300" w:lineRule="multiple"/>
+        <w:spacing w:before="0" w:after="0" w:line="300" w:lineRule="auto"/>
         <w:jc w:val="left"/>
       </w:pPr>
       <w:r>
@@ -14632,7 +14632,7 @@
           <w:sz w:val="21"/>
           <w:szCs w:val="21"/>
         </w:rPr>
-        <w:spacing w:before="0" w:after="0" w:line="300" w:lineRule="multiple"/>
+        <w:spacing w:before="0" w:after="0" w:line="300" w:lineRule="auto"/>
         <w:jc w:val="left"/>
       </w:pPr>
       <w:r>
@@ -14687,7 +14687,7 @@
           <w:sz w:val="21"/>
           <w:szCs w:val="21"/>
         </w:rPr>
-        <w:spacing w:before="0" w:after="0" w:line="300" w:lineRule="multiple"/>
+        <w:spacing w:before="0" w:after="0" w:line="300" w:lineRule="auto"/>
         <w:jc w:val="left"/>
       </w:pPr>
       <w:r>
@@ -14738,7 +14738,7 @@
           <w:sz w:val="21"/>
           <w:szCs w:val="21"/>
         </w:rPr>
-        <w:spacing w:before="0" w:after="0" w:line="300" w:lineRule="multiple"/>
+        <w:spacing w:before="0" w:after="0" w:line="300" w:lineRule="auto"/>
         <w:jc w:val="left"/>
       </w:pPr>
       <w:r>
@@ -14884,7 +14884,7 @@
           <w:sz w:val="21"/>
           <w:szCs w:val="21"/>
         </w:rPr>
-        <w:spacing w:before="0" w:after="0" w:line="300" w:lineRule="multiple"/>
+        <w:spacing w:before="0" w:after="0" w:line="300" w:lineRule="auto"/>
         <w:jc w:val="left"/>
       </w:pPr>
       <w:r>
@@ -14995,7 +14995,7 @@
           <w:sz w:val="21"/>
           <w:szCs w:val="21"/>
         </w:rPr>
-        <w:spacing w:before="0" w:after="0" w:line="300" w:lineRule="multiple"/>
+        <w:spacing w:before="0" w:after="0" w:line="300" w:lineRule="auto"/>
         <w:jc w:val="left"/>
       </w:pPr>
       <w:r>
@@ -15098,7 +15098,7 @@
           <w:sz w:val="21"/>
           <w:szCs w:val="21"/>
         </w:rPr>
-        <w:spacing w:before="0" w:after="0" w:line="300" w:lineRule="multiple"/>
+        <w:spacing w:before="0" w:after="0" w:line="300" w:lineRule="auto"/>
         <w:jc w:val="left"/>
       </w:pPr>
       <w:r>
@@ -15270,7 +15270,7 @@
           <w:sz w:val="21"/>
           <w:szCs w:val="21"/>
         </w:rPr>
-        <w:spacing w:before="0" w:after="0" w:line="300" w:lineRule="multiple"/>
+        <w:spacing w:before="0" w:after="0" w:line="300" w:lineRule="auto"/>
         <w:jc w:val="left"/>
       </w:pPr>
       <w:r>
@@ -15353,7 +15353,7 @@
           <w:sz w:val="21"/>
           <w:szCs w:val="21"/>
         </w:rPr>
-        <w:spacing w:before="0" w:after="0" w:line="300" w:lineRule="multiple"/>
+        <w:spacing w:before="0" w:after="0" w:line="300" w:lineRule="auto"/>
         <w:jc w:val="left"/>
       </w:pPr>
       <w:r>
@@ -15410,7 +15410,7 @@
           <w:sz w:val="21"/>
           <w:szCs w:val="21"/>
         </w:rPr>
-        <w:spacing w:before="0" w:after="0" w:line="300" w:lineRule="multiple"/>
+        <w:spacing w:before="0" w:after="0" w:line="300" w:lineRule="auto"/>
         <w:jc w:val="left"/>
       </w:pPr>
       <w:r>
@@ -15491,7 +15491,7 @@
           <w:sz w:val="21"/>
           <w:szCs w:val="21"/>
         </w:rPr>
-        <w:spacing w:before="0" w:after="0" w:line="300" w:lineRule="multiple"/>
+        <w:spacing w:before="0" w:after="0" w:line="300" w:lineRule="auto"/>
         <w:jc w:val="left"/>
       </w:pPr>
       <w:r>
@@ -15580,7 +15580,7 @@
           <w:sz w:val="21"/>
           <w:szCs w:val="21"/>
         </w:rPr>
-        <w:spacing w:before="0" w:after="0" w:line="300" w:lineRule="multiple"/>
+        <w:spacing w:before="0" w:after="0" w:line="300" w:lineRule="auto"/>
         <w:jc w:val="left"/>
       </w:pPr>
       <w:r>
@@ -15655,7 +15655,7 @@
           <w:sz w:val="21"/>
           <w:szCs w:val="21"/>
         </w:rPr>
-        <w:spacing w:before="0" w:after="0" w:line="300" w:lineRule="multiple"/>
+        <w:spacing w:before="0" w:after="0" w:line="300" w:lineRule="auto"/>
         <w:jc w:val="left"/>
       </w:pPr>
       <w:r>
@@ -15844,7 +15844,7 @@
           <w:sz w:val="21"/>
           <w:szCs w:val="21"/>
         </w:rPr>
-        <w:spacing w:before="0" w:after="0" w:line="300" w:lineRule="multiple"/>
+        <w:spacing w:before="0" w:after="0" w:line="300" w:lineRule="auto"/>
         <w:jc w:val="left"/>
       </w:pPr>
       <w:r>
@@ -16056,7 +16056,7 @@
           <w:sz w:val="21"/>
           <w:szCs w:val="21"/>
         </w:rPr>
-        <w:spacing w:before="0" w:after="0" w:line="300" w:lineRule="multiple"/>
+        <w:spacing w:before="0" w:after="0" w:line="300" w:lineRule="auto"/>
         <w:jc w:val="left"/>
       </w:pPr>
     </w:p>
@@ -16067,7 +16067,7 @@
           <w:sz w:val="21"/>
           <w:szCs w:val="21"/>
         </w:rPr>
-        <w:spacing w:before="0" w:after="0" w:line="300" w:lineRule="multiple"/>
+        <w:spacing w:before="0" w:after="0" w:line="300" w:lineRule="auto"/>
         <w:jc w:val="left"/>
       </w:pPr>
       <w:r>
@@ -16284,7 +16284,7 @@
           <w:sz w:val="21"/>
           <w:szCs w:val="21"/>
         </w:rPr>
-        <w:spacing w:before="0" w:after="0" w:line="300" w:lineRule="multiple"/>
+        <w:spacing w:before="0" w:after="0" w:line="300" w:lineRule="auto"/>
         <w:jc w:val="left"/>
       </w:pPr>
       <w:r>
@@ -16303,7 +16303,7 @@
           <w:sz w:val="21"/>
           <w:szCs w:val="21"/>
         </w:rPr>
-        <w:spacing w:before="0" w:after="0" w:line="300" w:lineRule="multiple"/>
+        <w:spacing w:before="0" w:after="0" w:line="300" w:lineRule="auto"/>
         <w:jc w:val="left"/>
       </w:pPr>
       <w:r>
@@ -16322,7 +16322,7 @@
           <w:sz w:val="21"/>
           <w:szCs w:val="21"/>
         </w:rPr>
-        <w:spacing w:before="0" w:after="0" w:line="300" w:lineRule="multiple"/>
+        <w:spacing w:before="0" w:after="0" w:line="300" w:lineRule="auto"/>
         <w:jc w:val="left"/>
       </w:pPr>
       <w:r>
@@ -16392,7 +16392,7 @@
           <w:sz w:val="21"/>
           <w:szCs w:val="21"/>
         </w:rPr>
-        <w:spacing w:before="0" w:after="0" w:line="300" w:lineRule="multiple"/>
+        <w:spacing w:before="0" w:after="0" w:line="300" w:lineRule="auto"/>
         <w:jc w:val="left"/>
       </w:pPr>
       <w:r>
@@ -16447,7 +16447,7 @@
           <w:sz w:val="21"/>
           <w:szCs w:val="21"/>
         </w:rPr>
-        <w:spacing w:before="0" w:after="0" w:line="300" w:lineRule="multiple"/>
+        <w:spacing w:before="0" w:after="0" w:line="300" w:lineRule="auto"/>
         <w:jc w:val="left"/>
       </w:pPr>
       <w:r>
@@ -16785,7 +16785,7 @@
           <w:sz w:val="21"/>
           <w:szCs w:val="21"/>
         </w:rPr>
-        <w:spacing w:before="0" w:after="0" w:line="300" w:lineRule="multiple"/>
+        <w:spacing w:before="0" w:after="0" w:line="300" w:lineRule="auto"/>
         <w:jc w:val="left"/>
       </w:pPr>
       <w:r>
@@ -16908,7 +16908,7 @@
           <w:sz w:val="21"/>
           <w:szCs w:val="21"/>
         </w:rPr>
-        <w:spacing w:before="0" w:after="0" w:line="300" w:lineRule="multiple"/>
+        <w:spacing w:before="0" w:after="0" w:line="300" w:lineRule="auto"/>
         <w:jc w:val="left"/>
       </w:pPr>
       <w:r>
@@ -17017,7 +17017,7 @@
           <w:sz w:val="21"/>
           <w:szCs w:val="21"/>
         </w:rPr>
-        <w:spacing w:before="0" w:after="0" w:line="300" w:lineRule="multiple"/>
+        <w:spacing w:before="0" w:after="0" w:line="300" w:lineRule="auto"/>
         <w:jc w:val="left"/>
       </w:pPr>
       <w:r>
@@ -17124,7 +17124,7 @@
           <w:sz w:val="21"/>
           <w:szCs w:val="21"/>
         </w:rPr>
-        <w:spacing w:before="0" w:after="0" w:line="300" w:lineRule="multiple"/>
+        <w:spacing w:before="0" w:after="0" w:line="300" w:lineRule="auto"/>
         <w:jc w:val="left"/>
       </w:pPr>
       <w:r>
@@ -17376,7 +17376,7 @@
           <w:sz w:val="21"/>
           <w:szCs w:val="21"/>
         </w:rPr>
-        <w:spacing w:before="0" w:after="0" w:line="300" w:lineRule="multiple"/>
+        <w:spacing w:before="0" w:after="0" w:line="300" w:lineRule="auto"/>
         <w:jc w:val="left"/>
       </w:pPr>
       <w:r>
@@ -17411,7 +17411,7 @@
           <w:sz w:val="21"/>
           <w:szCs w:val="21"/>
         </w:rPr>
-        <w:spacing w:before="0" w:after="0" w:line="300" w:lineRule="multiple"/>
+        <w:spacing w:before="0" w:after="0" w:line="300" w:lineRule="auto"/>
         <w:jc w:val="left"/>
       </w:pPr>
       <w:r>
@@ -17466,7 +17466,7 @@
           <w:sz w:val="21"/>
           <w:szCs w:val="21"/>
         </w:rPr>
-        <w:spacing w:before="0" w:after="0" w:line="300" w:lineRule="multiple"/>
+        <w:spacing w:before="0" w:after="0" w:line="300" w:lineRule="auto"/>
         <w:jc w:val="left"/>
       </w:pPr>
       <w:r>
@@ -17541,7 +17541,7 @@
           <w:sz w:val="21"/>
           <w:szCs w:val="21"/>
         </w:rPr>
-        <w:spacing w:before="0" w:after="0" w:line="300" w:lineRule="multiple"/>
+        <w:spacing w:before="0" w:after="0" w:line="300" w:lineRule="auto"/>
         <w:jc w:val="left"/>
       </w:pPr>
       <w:r>
@@ -17616,7 +17616,7 @@
           <w:sz w:val="21"/>
           <w:szCs w:val="21"/>
         </w:rPr>
-        <w:spacing w:before="0" w:after="0" w:line="300" w:lineRule="multiple"/>
+        <w:spacing w:before="0" w:after="0" w:line="300" w:lineRule="auto"/>
         <w:jc w:val="left"/>
       </w:pPr>
       <w:r>
@@ -17747,7 +17747,7 @@
           <w:sz w:val="21"/>
           <w:szCs w:val="21"/>
         </w:rPr>
-        <w:spacing w:before="0" w:after="0" w:line="300" w:lineRule="multiple"/>
+        <w:spacing w:before="0" w:after="0" w:line="300" w:lineRule="auto"/>
         <w:jc w:val="left"/>
       </w:pPr>
       <w:r>
@@ -17893,7 +17893,7 @@
           <w:sz w:val="21"/>
           <w:szCs w:val="21"/>
         </w:rPr>
-        <w:spacing w:before="0" w:after="0" w:line="300" w:lineRule="multiple"/>
+        <w:spacing w:before="0" w:after="0" w:line="300" w:lineRule="auto"/>
         <w:jc w:val="left"/>
       </w:pPr>
     </w:p>
@@ -17903,7 +17903,7 @@
           <w:sz w:val="21"/>
           <w:szCs w:val="21"/>
         </w:rPr>
-        <w:spacing w:before="0" w:after="0" w:line="300" w:lineRule="multiple"/>
+        <w:spacing w:before="0" w:after="0" w:line="300" w:lineRule="auto"/>
         <w:jc w:val="left"/>
       </w:pPr>
       <w:r>
@@ -17923,7 +17923,7 @@
           <w:sz w:val="21"/>
           <w:szCs w:val="21"/>
         </w:rPr>
-        <w:spacing w:before="0" w:after="0" w:line="300" w:lineRule="multiple"/>
+        <w:spacing w:before="0" w:after="0" w:line="300" w:lineRule="auto"/>
         <w:jc w:val="left"/>
       </w:pPr>
       <w:r>
@@ -18226,7 +18226,7 @@
           <w:sz w:val="21"/>
           <w:szCs w:val="21"/>
         </w:rPr>
-        <w:spacing w:before="0" w:after="0" w:line="300" w:lineRule="multiple"/>
+        <w:spacing w:before="0" w:after="0" w:line="300" w:lineRule="auto"/>
         <w:jc w:val="left"/>
       </w:pPr>
       <w:r>
@@ -18281,7 +18281,7 @@
           <w:sz w:val="21"/>
           <w:szCs w:val="21"/>
         </w:rPr>
-        <w:spacing w:before="0" w:after="0" w:line="300" w:lineRule="multiple"/>
+        <w:spacing w:before="0" w:after="0" w:line="300" w:lineRule="auto"/>
         <w:jc w:val="left"/>
       </w:pPr>
       <w:r>
@@ -18384,7 +18384,7 @@
           <w:sz w:val="21"/>
           <w:szCs w:val="21"/>
         </w:rPr>
-        <w:spacing w:before="0" w:after="0" w:line="300" w:lineRule="multiple"/>
+        <w:spacing w:before="0" w:after="0" w:line="300" w:lineRule="auto"/>
         <w:jc w:val="left"/>
       </w:pPr>
       <w:r>
@@ -18496,7 +18496,7 @@
           <w:sz w:val="21"/>
           <w:szCs w:val="21"/>
         </w:rPr>
-        <w:spacing w:before="0" w:after="0" w:line="300" w:lineRule="multiple"/>
+        <w:spacing w:before="0" w:after="0" w:line="300" w:lineRule="auto"/>
         <w:jc w:val="left"/>
       </w:pPr>
       <w:r>
@@ -18552,7 +18552,7 @@
           <w:sz w:val="21"/>
           <w:szCs w:val="21"/>
         </w:rPr>
-        <w:spacing w:before="0" w:after="0" w:line="300" w:lineRule="multiple"/>
+        <w:spacing w:before="0" w:after="0" w:line="300" w:lineRule="auto"/>
         <w:jc w:val="left"/>
       </w:pPr>
       <w:r>
@@ -18571,7 +18571,7 @@
           <w:sz w:val="21"/>
           <w:szCs w:val="21"/>
         </w:rPr>
-        <w:spacing w:before="0" w:after="0" w:line="300" w:lineRule="multiple"/>
+        <w:spacing w:before="0" w:after="0" w:line="300" w:lineRule="auto"/>
         <w:jc w:val="left"/>
       </w:pPr>
       <w:r>
@@ -18631,7 +18631,7 @@
           <w:sz w:val="21"/>
           <w:szCs w:val="21"/>
         </w:rPr>
-        <w:spacing w:before="0" w:after="0" w:line="300" w:lineRule="multiple"/>
+        <w:spacing w:before="0" w:after="0" w:line="300" w:lineRule="auto"/>
         <w:jc w:val="left"/>
       </w:pPr>
       <w:r>
@@ -18709,7 +18709,7 @@
           <w:sz w:val="21"/>
           <w:szCs w:val="21"/>
         </w:rPr>
-        <w:spacing w:before="0" w:after="0" w:line="300" w:lineRule="multiple"/>
+        <w:spacing w:before="0" w:after="0" w:line="300" w:lineRule="auto"/>
         <w:jc w:val="left"/>
       </w:pPr>
       <w:r>
@@ -18772,7 +18772,7 @@
           <w:sz w:val="21"/>
           <w:szCs w:val="21"/>
         </w:rPr>
-        <w:spacing w:before="0" w:after="0" w:line="300" w:lineRule="multiple"/>
+        <w:spacing w:before="0" w:after="0" w:line="300" w:lineRule="auto"/>
         <w:jc w:val="left"/>
       </w:pPr>
       <w:r>
@@ -18877,7 +18877,7 @@
           <w:sz w:val="21"/>
           <w:szCs w:val="21"/>
         </w:rPr>
-        <w:spacing w:before="0" w:after="0" w:line="300" w:lineRule="multiple"/>
+        <w:spacing w:before="0" w:after="0" w:line="300" w:lineRule="auto"/>
         <w:jc w:val="left"/>
       </w:pPr>
       <w:r>
@@ -18946,7 +18946,7 @@
           <w:sz w:val="21"/>
           <w:szCs w:val="21"/>
         </w:rPr>
-        <w:spacing w:before="0" w:after="0" w:line="300" w:lineRule="multiple"/>
+        <w:spacing w:before="0" w:after="0" w:line="300" w:lineRule="auto"/>
         <w:jc w:val="left"/>
       </w:pPr>
       <w:r>
@@ -19051,7 +19051,7 @@
           <w:sz w:val="21"/>
           <w:szCs w:val="21"/>
         </w:rPr>
-        <w:spacing w:before="0" w:after="0" w:line="300" w:lineRule="multiple"/>
+        <w:spacing w:before="0" w:after="0" w:line="300" w:lineRule="auto"/>
         <w:jc w:val="left"/>
       </w:pPr>
       <w:r>
@@ -19180,7 +19180,7 @@
           <w:sz w:val="21"/>
           <w:szCs w:val="21"/>
         </w:rPr>
-        <w:spacing w:before="0" w:after="0" w:line="300" w:lineRule="multiple"/>
+        <w:spacing w:before="0" w:after="0" w:line="300" w:lineRule="auto"/>
         <w:jc w:val="left"/>
       </w:pPr>
       <w:r>
@@ -19335,7 +19335,7 @@
           <w:sz w:val="21"/>
           <w:szCs w:val="21"/>
         </w:rPr>
-        <w:spacing w:before="0" w:after="0" w:line="300" w:lineRule="multiple"/>
+        <w:spacing w:before="0" w:after="0" w:line="300" w:lineRule="auto"/>
         <w:jc w:val="left"/>
       </w:pPr>
       <w:r>
@@ -19354,7 +19354,7 @@
           <w:sz w:val="21"/>
           <w:szCs w:val="21"/>
         </w:rPr>
-        <w:spacing w:before="0" w:after="0" w:line="300" w:lineRule="multiple"/>
+        <w:spacing w:before="0" w:after="0" w:line="300" w:lineRule="auto"/>
         <w:jc w:val="left"/>
       </w:pPr>
       <w:r>
@@ -19557,7 +19557,7 @@
           <w:sz w:val="21"/>
           <w:szCs w:val="21"/>
         </w:rPr>
-        <w:spacing w:before="0" w:after="0" w:line="300" w:lineRule="multiple"/>
+        <w:spacing w:before="0" w:after="0" w:line="300" w:lineRule="auto"/>
         <w:jc w:val="left"/>
       </w:pPr>
       <w:r>
@@ -19576,7 +19576,7 @@
           <w:sz w:val="21"/>
           <w:szCs w:val="21"/>
         </w:rPr>
-        <w:spacing w:before="0" w:after="0" w:line="300" w:lineRule="multiple"/>
+        <w:spacing w:before="0" w:after="0" w:line="300" w:lineRule="auto"/>
         <w:jc w:val="left"/>
       </w:pPr>
       <w:r>
@@ -19793,7 +19793,7 @@
           <w:sz w:val="21"/>
           <w:szCs w:val="21"/>
         </w:rPr>
-        <w:spacing w:before="0" w:after="0" w:line="300" w:lineRule="multiple"/>
+        <w:spacing w:before="0" w:after="0" w:line="300" w:lineRule="auto"/>
         <w:jc w:val="left"/>
       </w:pPr>
       <w:r>
@@ -19812,7 +19812,7 @@
           <w:sz w:val="21"/>
           <w:szCs w:val="21"/>
         </w:rPr>
-        <w:spacing w:before="0" w:after="0" w:line="300" w:lineRule="multiple"/>
+        <w:spacing w:before="0" w:after="0" w:line="300" w:lineRule="auto"/>
         <w:jc w:val="left"/>
       </w:pPr>
       <w:r>
@@ -19831,7 +19831,7 @@
           <w:sz w:val="21"/>
           <w:szCs w:val="21"/>
         </w:rPr>
-        <w:spacing w:before="0" w:after="0" w:line="300" w:lineRule="multiple"/>
+        <w:spacing w:before="0" w:after="0" w:line="300" w:lineRule="auto"/>
         <w:jc w:val="left"/>
       </w:pPr>
       <w:r>
@@ -19849,7 +19849,7 @@
           <w:sz w:val="21"/>
           <w:szCs w:val="21"/>
         </w:rPr>
-        <w:spacing w:before="0" w:after="0" w:line="300" w:lineRule="multiple"/>
+        <w:spacing w:before="0" w:after="0" w:line="300" w:lineRule="auto"/>
         <w:jc w:val="left"/>
       </w:pPr>
     </w:p>
@@ -19860,7 +19860,7 @@
           <w:sz w:val="21"/>
           <w:szCs w:val="21"/>
         </w:rPr>
-        <w:spacing w:before="0" w:after="0" w:line="300" w:lineRule="multiple"/>
+        <w:spacing w:before="0" w:after="0" w:line="300" w:lineRule="auto"/>
         <w:jc w:val="left"/>
       </w:pPr>
       <w:r>
@@ -20054,7 +20054,7 @@
           <w:sz w:val="21"/>
           <w:szCs w:val="21"/>
         </w:rPr>
-        <w:spacing w:before="0" w:after="0" w:line="300" w:lineRule="multiple"/>
+        <w:spacing w:before="0" w:after="0" w:line="300" w:lineRule="auto"/>
         <w:jc w:val="left"/>
       </w:pPr>
       <w:r>
@@ -20090,7 +20090,7 @@
           <w:sz w:val="21"/>
           <w:szCs w:val="21"/>
         </w:rPr>
-        <w:spacing w:before="0" w:after="0" w:line="300" w:lineRule="multiple"/>
+        <w:spacing w:before="0" w:after="0" w:line="300" w:lineRule="auto"/>
         <w:jc w:val="left"/>
       </w:pPr>
       <w:r>
@@ -20206,7 +20206,7 @@
           <w:sz w:val="21"/>
           <w:szCs w:val="21"/>
         </w:rPr>
-        <w:spacing w:before="0" w:after="0" w:line="300" w:lineRule="multiple"/>
+        <w:spacing w:before="0" w:after="0" w:line="300" w:lineRule="auto"/>
         <w:jc w:val="left"/>
       </w:pPr>
       <w:r>
@@ -20403,7 +20403,7 @@
           <w:sz w:val="21"/>
           <w:szCs w:val="21"/>
         </w:rPr>
-        <w:spacing w:before="0" w:after="0" w:line="300" w:lineRule="multiple"/>
+        <w:spacing w:before="0" w:after="0" w:line="300" w:lineRule="auto"/>
         <w:jc w:val="left"/>
       </w:pPr>
       <w:r>
@@ -20458,7 +20458,7 @@
           <w:sz w:val="21"/>
           <w:szCs w:val="21"/>
         </w:rPr>
-        <w:spacing w:before="0" w:after="0" w:line="300" w:lineRule="multiple"/>
+        <w:spacing w:before="0" w:after="0" w:line="300" w:lineRule="auto"/>
         <w:jc w:val="left"/>
       </w:pPr>
       <w:r>
@@ -20612,7 +20612,7 @@
           <w:sz w:val="21"/>
           <w:szCs w:val="21"/>
         </w:rPr>
-        <w:spacing w:before="0" w:after="0" w:line="300" w:lineRule="multiple"/>
+        <w:spacing w:before="0" w:after="0" w:line="300" w:lineRule="auto"/>
         <w:jc w:val="left"/>
       </w:pPr>
       <w:r>
@@ -20729,7 +20729,7 @@
           <w:sz w:val="21"/>
           <w:szCs w:val="21"/>
         </w:rPr>
-        <w:spacing w:before="0" w:after="0" w:line="300" w:lineRule="multiple"/>
+        <w:spacing w:before="0" w:after="0" w:line="300" w:lineRule="auto"/>
         <w:jc w:val="left"/>
       </w:pPr>
       <w:r>
@@ -20793,7 +20793,7 @@
           <w:sz w:val="21"/>
           <w:szCs w:val="21"/>
         </w:rPr>
-        <w:spacing w:before="0" w:after="0" w:line="300" w:lineRule="multiple"/>
+        <w:spacing w:before="0" w:after="0" w:line="300" w:lineRule="auto"/>
         <w:jc w:val="left"/>
       </w:pPr>
       <w:r>
@@ -21040,7 +21040,7 @@
           <w:sz w:val="21"/>
           <w:szCs w:val="21"/>
         </w:rPr>
-        <w:spacing w:before="0" w:after="0" w:line="300" w:lineRule="multiple"/>
+        <w:spacing w:before="0" w:after="0" w:line="300" w:lineRule="auto"/>
         <w:jc w:val="left"/>
       </w:pPr>
       <w:r>
@@ -21121,7 +21121,7 @@
           <w:sz w:val="21"/>
           <w:szCs w:val="21"/>
         </w:rPr>
-        <w:spacing w:before="0" w:after="0" w:line="300" w:lineRule="multiple"/>
+        <w:spacing w:before="0" w:after="0" w:line="300" w:lineRule="auto"/>
         <w:jc w:val="left"/>
       </w:pPr>
       <w:r>
@@ -21304,7 +21304,7 @@
           <w:sz w:val="21"/>
           <w:szCs w:val="21"/>
         </w:rPr>
-        <w:spacing w:before="0" w:after="0" w:line="300" w:lineRule="multiple"/>
+        <w:spacing w:before="0" w:after="0" w:line="300" w:lineRule="auto"/>
         <w:jc w:val="left"/>
       </w:pPr>
       <w:r>
@@ -21323,7 +21323,7 @@
           <w:sz w:val="21"/>
           <w:szCs w:val="21"/>
         </w:rPr>
-        <w:spacing w:before="0" w:after="0" w:line="300" w:lineRule="multiple"/>
+        <w:spacing w:before="0" w:after="0" w:line="300" w:lineRule="auto"/>
         <w:jc w:val="left"/>
       </w:pPr>
       <w:r>
@@ -21406,7 +21406,7 @@
           <w:sz w:val="21"/>
           <w:szCs w:val="21"/>
         </w:rPr>
-        <w:spacing w:before="0" w:after="0" w:line="300" w:lineRule="multiple"/>
+        <w:spacing w:before="0" w:after="0" w:line="300" w:lineRule="auto"/>
         <w:jc w:val="left"/>
       </w:pPr>
       <w:r>
@@ -21425,7 +21425,7 @@
           <w:sz w:val="21"/>
           <w:szCs w:val="21"/>
         </w:rPr>
-        <w:spacing w:before="0" w:after="0" w:line="300" w:lineRule="multiple"/>
+        <w:spacing w:before="0" w:after="0" w:line="300" w:lineRule="auto"/>
         <w:jc w:val="left"/>
       </w:pPr>
       <w:r>
@@ -21489,7 +21489,7 @@
           <w:sz w:val="21"/>
           <w:szCs w:val="21"/>
         </w:rPr>
-        <w:spacing w:before="0" w:after="0" w:line="300" w:lineRule="multiple"/>
+        <w:spacing w:before="0" w:after="0" w:line="300" w:lineRule="auto"/>
         <w:jc w:val="left"/>
       </w:pPr>
       <w:r>
@@ -21667,7 +21667,7 @@
           <w:sz w:val="21"/>
           <w:szCs w:val="21"/>
         </w:rPr>
-        <w:spacing w:before="0" w:after="0" w:line="300" w:lineRule="multiple"/>
+        <w:spacing w:before="0" w:after="0" w:line="300" w:lineRule="auto"/>
         <w:jc w:val="left"/>
       </w:pPr>
       <w:r>
@@ -21804,7 +21804,7 @@
           <w:sz w:val="21"/>
           <w:szCs w:val="21"/>
         </w:rPr>
-        <w:spacing w:before="0" w:after="0" w:line="300" w:lineRule="multiple"/>
+        <w:spacing w:before="0" w:after="0" w:line="300" w:lineRule="auto"/>
         <w:jc w:val="left"/>
       </w:pPr>
       <w:r>
@@ -21873,7 +21873,7 @@
           <w:sz w:val="21"/>
           <w:szCs w:val="21"/>
         </w:rPr>
-        <w:spacing w:before="0" w:after="0" w:line="300" w:lineRule="multiple"/>
+        <w:spacing w:before="0" w:after="0" w:line="300" w:lineRule="auto"/>
         <w:jc w:val="left"/>
       </w:pPr>
       <w:r>
@@ -22061,7 +22061,7 @@
           <w:sz w:val="21"/>
           <w:szCs w:val="21"/>
         </w:rPr>
-        <w:spacing w:before="0" w:after="0" w:line="300" w:lineRule="multiple"/>
+        <w:spacing w:before="0" w:after="0" w:line="300" w:lineRule="auto"/>
         <w:jc w:val="left"/>
       </w:pPr>
     </w:p>
@@ -22071,7 +22071,7 @@
           <w:sz w:val="21"/>
           <w:szCs w:val="21"/>
         </w:rPr>
-        <w:spacing w:before="0" w:after="0" w:line="300" w:lineRule="multiple"/>
+        <w:spacing w:before="0" w:after="0" w:line="300" w:lineRule="auto"/>
         <w:jc w:val="left"/>
       </w:pPr>
       <w:r>
@@ -22091,7 +22091,7 @@
           <w:sz w:val="21"/>
           <w:szCs w:val="21"/>
         </w:rPr>
-        <w:spacing w:before="0" w:after="0" w:line="300" w:lineRule="multiple"/>
+        <w:spacing w:before="0" w:after="0" w:line="300" w:lineRule="auto"/>
         <w:jc w:val="left"/>
       </w:pPr>
       <w:r>
@@ -22518,7 +22518,7 @@
           <w:sz w:val="21"/>
           <w:szCs w:val="21"/>
         </w:rPr>
-        <w:spacing w:before="0" w:after="0" w:line="300" w:lineRule="multiple"/>
+        <w:spacing w:before="0" w:after="0" w:line="300" w:lineRule="auto"/>
         <w:jc w:val="left"/>
       </w:pPr>
       <w:r>
@@ -22537,7 +22537,7 @@
           <w:sz w:val="21"/>
           <w:szCs w:val="21"/>
         </w:rPr>
-        <w:spacing w:before="0" w:after="0" w:line="300" w:lineRule="multiple"/>
+        <w:spacing w:before="0" w:after="0" w:line="300" w:lineRule="auto"/>
         <w:jc w:val="left"/>
       </w:pPr>
       <w:r>
@@ -22590,7 +22590,7 @@
           <w:sz w:val="21"/>
           <w:szCs w:val="21"/>
         </w:rPr>
-        <w:spacing w:before="0" w:after="0" w:line="300" w:lineRule="multiple"/>
+        <w:spacing w:before="0" w:after="0" w:line="300" w:lineRule="auto"/>
         <w:jc w:val="left"/>
       </w:pPr>
       <w:r>
@@ -22655,7 +22655,7 @@
           <w:sz w:val="21"/>
           <w:szCs w:val="21"/>
         </w:rPr>
-        <w:spacing w:before="0" w:after="0" w:line="300" w:lineRule="multiple"/>
+        <w:spacing w:before="0" w:after="0" w:line="300" w:lineRule="auto"/>
         <w:jc w:val="left"/>
       </w:pPr>
       <w:r>
@@ -22710,7 +22710,7 @@
           <w:sz w:val="21"/>
           <w:szCs w:val="21"/>
         </w:rPr>
-        <w:spacing w:before="0" w:after="0" w:line="300" w:lineRule="multiple"/>
+        <w:spacing w:before="0" w:after="0" w:line="300" w:lineRule="auto"/>
         <w:jc w:val="left"/>
       </w:pPr>
       <w:r>
@@ -23054,7 +23054,7 @@
           <w:sz w:val="21"/>
           <w:szCs w:val="21"/>
         </w:rPr>
-        <w:spacing w:before="0" w:after="0" w:line="300" w:lineRule="multiple"/>
+        <w:spacing w:before="0" w:after="0" w:line="300" w:lineRule="auto"/>
         <w:jc w:val="left"/>
       </w:pPr>
       <w:r>
@@ -23164,7 +23164,7 @@
           <w:sz w:val="21"/>
           <w:szCs w:val="21"/>
         </w:rPr>
-        <w:spacing w:before="0" w:after="0" w:line="300" w:lineRule="multiple"/>
+        <w:spacing w:before="0" w:after="0" w:line="300" w:lineRule="auto"/>
         <w:jc w:val="left"/>
       </w:pPr>
       <w:r>
@@ -23251,7 +23251,7 @@
           <w:sz w:val="21"/>
           <w:szCs w:val="21"/>
         </w:rPr>
-        <w:spacing w:before="0" w:after="0" w:line="300" w:lineRule="multiple"/>
+        <w:spacing w:before="0" w:after="0" w:line="300" w:lineRule="auto"/>
         <w:jc w:val="left"/>
       </w:pPr>
       <w:r>
@@ -23356,7 +23356,7 @@
           <w:sz w:val="21"/>
           <w:szCs w:val="21"/>
         </w:rPr>
-        <w:spacing w:before="0" w:after="0" w:line="300" w:lineRule="multiple"/>
+        <w:spacing w:before="0" w:after="0" w:line="300" w:lineRule="auto"/>
         <w:jc w:val="left"/>
       </w:pPr>
       <w:r>
@@ -23477,7 +23477,7 @@
           <w:sz w:val="21"/>
           <w:szCs w:val="21"/>
         </w:rPr>
-        <w:spacing w:before="0" w:after="0" w:line="300" w:lineRule="multiple"/>
+        <w:spacing w:before="0" w:after="0" w:line="300" w:lineRule="auto"/>
         <w:jc w:val="left"/>
       </w:pPr>
       <w:r>
@@ -23552,7 +23552,7 @@
           <w:sz w:val="21"/>
           <w:szCs w:val="21"/>
         </w:rPr>
-        <w:spacing w:before="0" w:after="0" w:line="300" w:lineRule="multiple"/>
+        <w:spacing w:before="0" w:after="0" w:line="300" w:lineRule="auto"/>
         <w:jc w:val="left"/>
       </w:pPr>
       <w:r>
@@ -23753,7 +23753,7 @@
           <w:sz w:val="21"/>
           <w:szCs w:val="21"/>
         </w:rPr>
-        <w:spacing w:before="0" w:after="0" w:line="300" w:lineRule="multiple"/>
+        <w:spacing w:before="0" w:after="0" w:line="300" w:lineRule="auto"/>
         <w:jc w:val="left"/>
       </w:pPr>
       <w:r>
@@ -23974,7 +23974,7 @@
           <w:sz w:val="21"/>
           <w:szCs w:val="21"/>
         </w:rPr>
-        <w:spacing w:before="0" w:after="0" w:line="300" w:lineRule="multiple"/>
+        <w:spacing w:before="0" w:after="0" w:line="300" w:lineRule="auto"/>
         <w:jc w:val="left"/>
       </w:pPr>
       <w:r>
@@ -23993,7 +23993,7 @@
           <w:sz w:val="21"/>
           <w:szCs w:val="21"/>
         </w:rPr>
-        <w:spacing w:before="0" w:after="0" w:line="300" w:lineRule="multiple"/>
+        <w:spacing w:before="0" w:after="0" w:line="300" w:lineRule="auto"/>
         <w:jc w:val="left"/>
       </w:pPr>
       <w:r>
@@ -24048,7 +24048,7 @@
           <w:sz w:val="21"/>
           <w:szCs w:val="21"/>
         </w:rPr>
-        <w:spacing w:before="0" w:after="0" w:line="300" w:lineRule="multiple"/>
+        <w:spacing w:before="0" w:after="0" w:line="300" w:lineRule="auto"/>
         <w:jc w:val="left"/>
       </w:pPr>
       <w:r>
@@ -24067,7 +24067,7 @@
           <w:sz w:val="21"/>
           <w:szCs w:val="21"/>
         </w:rPr>
-        <w:spacing w:before="0" w:after="0" w:line="300" w:lineRule="multiple"/>
+        <w:spacing w:before="0" w:after="0" w:line="300" w:lineRule="auto"/>
         <w:jc w:val="left"/>
       </w:pPr>
       <m:oMath>
@@ -24490,7 +24490,7 @@
           <w:sz w:val="21"/>
           <w:szCs w:val="21"/>
         </w:rPr>
-        <w:spacing w:before="0" w:after="0" w:line="300" w:lineRule="multiple"/>
+        <w:spacing w:before="0" w:after="0" w:line="300" w:lineRule="auto"/>
         <w:jc w:val="left"/>
       </w:pPr>
     </w:p>
@@ -24501,7 +24501,7 @@
           <w:sz w:val="21"/>
           <w:szCs w:val="21"/>
         </w:rPr>
-        <w:spacing w:before="0" w:after="0" w:line="300" w:lineRule="multiple"/>
+        <w:spacing w:before="0" w:after="0" w:line="300" w:lineRule="auto"/>
         <w:jc w:val="left"/>
       </w:pPr>
       <w:r>
@@ -24774,7 +24774,7 @@
           <w:sz w:val="21"/>
           <w:szCs w:val="21"/>
         </w:rPr>
-        <w:spacing w:before="0" w:after="0" w:line="300" w:lineRule="multiple"/>
+        <w:spacing w:before="0" w:after="0" w:line="300" w:lineRule="auto"/>
         <w:jc w:val="left"/>
       </w:pPr>
       <w:r>
@@ -24834,7 +24834,7 @@
           <w:sz w:val="21"/>
           <w:szCs w:val="21"/>
         </w:rPr>
-        <w:spacing w:before="0" w:after="0" w:line="300" w:lineRule="multiple"/>
+        <w:spacing w:before="0" w:after="0" w:line="300" w:lineRule="auto"/>
         <w:jc w:val="left"/>
       </w:pPr>
       <w:r>
@@ -25113,7 +25113,7 @@
           <w:sz w:val="21"/>
           <w:szCs w:val="21"/>
         </w:rPr>
-        <w:spacing w:before="0" w:after="0" w:line="300" w:lineRule="multiple"/>
+        <w:spacing w:before="0" w:after="0" w:line="300" w:lineRule="auto"/>
         <w:jc w:val="left"/>
       </w:pPr>
       <w:r>
@@ -25173,7 +25173,7 @@
           <w:sz w:val="21"/>
           <w:szCs w:val="21"/>
         </w:rPr>
-        <w:spacing w:before="0" w:after="0" w:line="300" w:lineRule="multiple"/>
+        <w:spacing w:before="0" w:after="0" w:line="300" w:lineRule="auto"/>
         <w:jc w:val="left"/>
       </w:pPr>
       <w:r>
@@ -25353,7 +25353,7 @@
           <w:sz w:val="21"/>
           <w:szCs w:val="21"/>
         </w:rPr>
-        <w:spacing w:before="0" w:after="0" w:line="300" w:lineRule="multiple"/>
+        <w:spacing w:before="0" w:after="0" w:line="300" w:lineRule="auto"/>
         <w:jc w:val="left"/>
       </w:pPr>
       <w:r>
@@ -25452,7 +25452,7 @@
           <w:sz w:val="21"/>
           <w:szCs w:val="21"/>
         </w:rPr>
-        <w:spacing w:before="0" w:after="0" w:line="300" w:lineRule="multiple"/>
+        <w:spacing w:before="0" w:after="0" w:line="300" w:lineRule="auto"/>
         <w:jc w:val="left"/>
       </w:pPr>
       <w:r>
@@ -25471,7 +25471,7 @@
           <w:sz w:val="21"/>
           <w:szCs w:val="21"/>
         </w:rPr>
-        <w:spacing w:before="0" w:after="0" w:line="300" w:lineRule="multiple"/>
+        <w:spacing w:before="0" w:after="0" w:line="300" w:lineRule="auto"/>
         <w:jc w:val="left"/>
       </w:pPr>
       <m:oMath>
@@ -25824,7 +25824,7 @@
           <w:sz w:val="21"/>
           <w:szCs w:val="21"/>
         </w:rPr>
-        <w:spacing w:before="0" w:after="0" w:line="300" w:lineRule="multiple"/>
+        <w:spacing w:before="0" w:after="0" w:line="300" w:lineRule="auto"/>
         <w:jc w:val="left"/>
       </w:pPr>
       <w:r>
@@ -25965,7 +25965,7 @@
           <w:sz w:val="21"/>
           <w:szCs w:val="21"/>
         </w:rPr>
-        <w:spacing w:before="0" w:after="0" w:line="300" w:lineRule="multiple"/>
+        <w:spacing w:before="0" w:after="0" w:line="300" w:lineRule="auto"/>
         <w:jc w:val="left"/>
       </w:pPr>
       <w:r>
@@ -26148,7 +26148,7 @@
           <w:sz w:val="21"/>
           <w:szCs w:val="21"/>
         </w:rPr>
-        <w:spacing w:before="0" w:after="0" w:line="300" w:lineRule="multiple"/>
+        <w:spacing w:before="0" w:after="0" w:line="300" w:lineRule="auto"/>
         <w:jc w:val="left"/>
       </w:pPr>
       <w:r>
@@ -26211,7 +26211,7 @@
           <w:sz w:val="21"/>
           <w:szCs w:val="21"/>
         </w:rPr>
-        <w:spacing w:before="0" w:after="0" w:line="300" w:lineRule="multiple"/>
+        <w:spacing w:before="0" w:after="0" w:line="300" w:lineRule="auto"/>
         <w:jc w:val="left"/>
       </w:pPr>
       <w:r>
@@ -26266,7 +26266,7 @@
           <w:sz w:val="21"/>
           <w:szCs w:val="21"/>
         </w:rPr>
-        <w:spacing w:before="0" w:after="0" w:line="300" w:lineRule="multiple"/>
+        <w:spacing w:before="0" w:after="0" w:line="300" w:lineRule="auto"/>
         <w:jc w:val="left"/>
       </w:pPr>
       <w:r>
@@ -26392,7 +26392,7 @@
           <w:sz w:val="21"/>
           <w:szCs w:val="21"/>
         </w:rPr>
-        <w:spacing w:before="0" w:after="0" w:line="300" w:lineRule="multiple"/>
+        <w:spacing w:before="0" w:after="0" w:line="300" w:lineRule="auto"/>
         <w:jc w:val="left"/>
       </w:pPr>
       <w:r>
@@ -26437,7 +26437,7 @@
           <w:sz w:val="21"/>
           <w:szCs w:val="21"/>
         </w:rPr>
-        <w:spacing w:before="0" w:after="0" w:line="300" w:lineRule="multiple"/>
+        <w:spacing w:before="0" w:after="0" w:line="300" w:lineRule="auto"/>
         <w:jc w:val="left"/>
       </w:pPr>
       <w:r>
@@ -26540,7 +26540,7 @@
           <w:sz w:val="21"/>
           <w:szCs w:val="21"/>
         </w:rPr>
-        <w:spacing w:before="0" w:after="0" w:line="300" w:lineRule="multiple"/>
+        <w:spacing w:before="0" w:after="0" w:line="300" w:lineRule="auto"/>
         <w:jc w:val="left"/>
       </w:pPr>
       <w:r>
@@ -26651,7 +26651,7 @@
           <w:sz w:val="21"/>
           <w:szCs w:val="21"/>
         </w:rPr>
-        <w:spacing w:before="0" w:after="0" w:line="300" w:lineRule="multiple"/>
+        <w:spacing w:before="0" w:after="0" w:line="300" w:lineRule="auto"/>
         <w:jc w:val="left"/>
       </w:pPr>
       <w:r>
@@ -26750,7 +26750,7 @@
           <w:sz w:val="21"/>
           <w:szCs w:val="21"/>
         </w:rPr>
-        <w:spacing w:before="0" w:after="0" w:line="300" w:lineRule="multiple"/>
+        <w:spacing w:before="0" w:after="0" w:line="300" w:lineRule="auto"/>
         <w:jc w:val="left"/>
       </w:pPr>
       <w:r>
@@ -26768,7 +26768,7 @@
           <w:sz w:val="21"/>
           <w:szCs w:val="21"/>
         </w:rPr>
-        <w:spacing w:before="0" w:after="0" w:line="300" w:lineRule="multiple"/>
+        <w:spacing w:before="0" w:after="0" w:line="300" w:lineRule="auto"/>
         <w:jc w:val="left"/>
       </w:pPr>
     </w:p>
@@ -26778,7 +26778,7 @@
           <w:sz w:val="21"/>
           <w:szCs w:val="21"/>
         </w:rPr>
-        <w:spacing w:before="0" w:after="0" w:line="300" w:lineRule="multiple"/>
+        <w:spacing w:before="0" w:after="0" w:line="300" w:lineRule="auto"/>
         <w:jc w:val="left"/>
       </w:pPr>
       <w:r>
@@ -26797,7 +26797,7 @@
           <w:sz w:val="21"/>
           <w:szCs w:val="21"/>
         </w:rPr>
-        <w:spacing w:before="0" w:after="0" w:line="300" w:lineRule="multiple"/>
+        <w:spacing w:before="0" w:after="0" w:line="300" w:lineRule="auto"/>
         <w:jc w:val="left"/>
       </w:pPr>
       <w:r>
@@ -26817,7 +26817,7 @@
           <w:sz w:val="21"/>
           <w:szCs w:val="21"/>
         </w:rPr>
-        <w:spacing w:before="0" w:after="0" w:line="300" w:lineRule="multiple"/>
+        <w:spacing w:before="0" w:after="0" w:line="300" w:lineRule="auto"/>
         <w:jc w:val="left"/>
       </w:pPr>
       <w:r>
@@ -27159,7 +27159,7 @@
           <w:sz w:val="21"/>
           <w:szCs w:val="21"/>
         </w:rPr>
-        <w:spacing w:before="0" w:after="0" w:line="300" w:lineRule="multiple"/>
+        <w:spacing w:before="0" w:after="0" w:line="300" w:lineRule="auto"/>
         <w:jc w:val="left"/>
       </w:pPr>
       <w:r>
@@ -27212,7 +27212,7 @@
           <w:sz w:val="21"/>
           <w:szCs w:val="21"/>
         </w:rPr>
-        <w:spacing w:before="0" w:after="0" w:line="300" w:lineRule="multiple"/>
+        <w:spacing w:before="0" w:after="0" w:line="300" w:lineRule="auto"/>
         <w:jc w:val="left"/>
       </w:pPr>
       <w:r>
@@ -27275,7 +27275,7 @@
           <w:sz w:val="21"/>
           <w:szCs w:val="21"/>
         </w:rPr>
-        <w:spacing w:before="0" w:after="0" w:line="300" w:lineRule="multiple"/>
+        <w:spacing w:before="0" w:after="0" w:line="300" w:lineRule="auto"/>
         <w:jc w:val="left"/>
       </w:pPr>
       <w:r>
@@ -27330,7 +27330,7 @@
           <w:sz w:val="21"/>
           <w:szCs w:val="21"/>
         </w:rPr>
-        <w:spacing w:before="0" w:after="0" w:line="300" w:lineRule="multiple"/>
+        <w:spacing w:before="0" w:after="0" w:line="300" w:lineRule="auto"/>
         <w:jc w:val="left"/>
       </w:pPr>
       <w:r>
@@ -27706,7 +27706,7 @@
           <w:sz w:val="21"/>
           <w:szCs w:val="21"/>
         </w:rPr>
-        <w:spacing w:before="0" w:after="0" w:line="300" w:lineRule="multiple"/>
+        <w:spacing w:before="0" w:after="0" w:line="300" w:lineRule="auto"/>
         <w:jc w:val="left"/>
       </w:pPr>
       <w:r>
@@ -27903,7 +27903,7 @@
           <w:sz w:val="21"/>
           <w:szCs w:val="21"/>
         </w:rPr>
-        <w:spacing w:before="0" w:after="0" w:line="300" w:lineRule="multiple"/>
+        <w:spacing w:before="0" w:after="0" w:line="300" w:lineRule="auto"/>
         <w:jc w:val="left"/>
       </w:pPr>
       <w:r>
@@ -28002,7 +28002,7 @@
           <w:sz w:val="21"/>
           <w:szCs w:val="21"/>
         </w:rPr>
-        <w:spacing w:before="0" w:after="0" w:line="300" w:lineRule="multiple"/>
+        <w:spacing w:before="0" w:after="0" w:line="300" w:lineRule="auto"/>
         <w:jc w:val="left"/>
       </w:pPr>
       <w:r>
@@ -28071,7 +28071,7 @@
           <w:sz w:val="21"/>
           <w:szCs w:val="21"/>
         </w:rPr>
-        <w:spacing w:before="0" w:after="0" w:line="300" w:lineRule="multiple"/>
+        <w:spacing w:before="0" w:after="0" w:line="300" w:lineRule="auto"/>
         <w:jc w:val="left"/>
       </w:pPr>
       <w:r>
@@ -28158,7 +28158,7 @@
           <w:sz w:val="21"/>
           <w:szCs w:val="21"/>
         </w:rPr>
-        <w:spacing w:before="0" w:after="0" w:line="300" w:lineRule="multiple"/>
+        <w:spacing w:before="0" w:after="0" w:line="300" w:lineRule="auto"/>
         <w:jc w:val="left"/>
       </w:pPr>
       <w:r>
@@ -28311,7 +28311,7 @@
           <w:sz w:val="21"/>
           <w:szCs w:val="21"/>
         </w:rPr>
-        <w:spacing w:before="0" w:after="0" w:line="300" w:lineRule="multiple"/>
+        <w:spacing w:before="0" w:after="0" w:line="300" w:lineRule="auto"/>
         <w:jc w:val="left"/>
       </w:pPr>
       <w:r>
@@ -28534,7 +28534,7 @@
           <w:sz w:val="21"/>
           <w:szCs w:val="21"/>
         </w:rPr>
-        <w:spacing w:before="0" w:after="0" w:line="300" w:lineRule="multiple"/>
+        <w:spacing w:before="0" w:after="0" w:line="300" w:lineRule="auto"/>
         <w:jc w:val="left"/>
       </w:pPr>
       <w:r>
@@ -28826,7 +28826,7 @@
           <w:sz w:val="21"/>
           <w:szCs w:val="21"/>
         </w:rPr>
-        <w:spacing w:before="0" w:after="0" w:line="300" w:lineRule="multiple"/>
+        <w:spacing w:before="0" w:after="0" w:line="300" w:lineRule="auto"/>
         <w:jc w:val="left"/>
       </w:pPr>
       <w:r>
@@ -28934,7 +28934,7 @@
           <w:sz w:val="21"/>
           <w:szCs w:val="21"/>
         </w:rPr>
-        <w:spacing w:before="0" w:after="0" w:line="300" w:lineRule="multiple"/>
+        <w:spacing w:before="0" w:after="0" w:line="300" w:lineRule="auto"/>
         <w:jc w:val="left"/>
       </w:pPr>
       <w:r>
@@ -29165,7 +29165,7 @@
           <w:sz w:val="21"/>
           <w:szCs w:val="21"/>
         </w:rPr>
-        <w:spacing w:before="0" w:after="0" w:line="300" w:lineRule="multiple"/>
+        <w:spacing w:before="0" w:after="0" w:line="300" w:lineRule="auto"/>
         <w:jc w:val="left"/>
       </w:pPr>
     </w:p>
@@ -29174,14 +29174,14 @@
 </file>
 
 <file path=word/footer1.xml><?xml version="1.0" encoding="utf-8"?>
-<w:ftr xmlns:w="http://schemas.openxmlformats.org/wordprocessingml/2006/main" xmlns:r="http://schemas.openxmlformats.org/officeDocument/2006/relationships">
-  <w:p>
+<w:ftr xmlns:w="http://schemas.openxmlformats.org/wordprocessingml/2006/main">
+  <w:p xmlns:w="http://schemas.openxmlformats.org/wordprocessingml/2006/main">
     <w:pPr>
       <w:jc w:val="center"/>
     </w:pPr>
     <w:r>
       <w:rPr>
-        <w:rFonts w:ascii="Times New Roman" w:hAnsi="Times New Roman" w:eastAsia="宋体"/>
+        <w:rFonts w:ascii="Times New Roman" w:hAnsi="Times New Roman" w:eastAsia="宋体" w:cs="Times New Roman"/>
         <w:sz w:val="21"/>
         <w:szCs w:val="21"/>
       </w:rPr>
@@ -29189,47 +29189,107 @@
     </w:r>
     <w:r>
       <w:rPr>
-        <w:rFonts w:ascii="Times New Roman" w:hAnsi="Times New Roman" w:eastAsia="宋体"/>
+        <w:rFonts w:ascii="Times New Roman" w:hAnsi="Times New Roman" w:eastAsia="宋体" w:cs="Times New Roman"/>
         <w:sz w:val="21"/>
         <w:szCs w:val="21"/>
       </w:rPr>
-      <w:t xml:space="preserve">第</w:t>
+      <w:t>第</w:t>
     </w:r>
-    <w:fldSimple w:instr=" PAGE ">
-      <w:r>
-        <w:rPr>
-          <w:rFonts w:ascii="Times New Roman" w:hAnsi="Times New Roman" w:eastAsia="宋体"/>
-          <w:sz w:val="21"/>
-          <w:szCs w:val="21"/>
-        </w:rPr>
-        <w:t xml:space="preserve">1</w:t>
-      </w:r>
-    </w:fldSimple>
     <w:r>
       <w:rPr>
-        <w:rFonts w:ascii="Times New Roman" w:hAnsi="Times New Roman" w:eastAsia="宋体"/>
+        <w:rFonts w:ascii="Times New Roman" w:hAnsi="Times New Roman" w:eastAsia="宋体" w:cs="Times New Roman"/>
         <w:sz w:val="21"/>
         <w:szCs w:val="21"/>
       </w:rPr>
-      <w:t xml:space="preserve">页（共</w:t>
+      <w:fldChar w:fldCharType="begin"/>
     </w:r>
-    <w:fldSimple w:instr=" NUMPAGES ">
-      <w:r>
-        <w:rPr>
-          <w:rFonts w:ascii="Times New Roman" w:hAnsi="Times New Roman" w:eastAsia="宋体"/>
-          <w:sz w:val="21"/>
-          <w:szCs w:val="21"/>
-        </w:rPr>
-        <w:t xml:space="preserve">1</w:t>
-      </w:r>
-    </w:fldSimple>
     <w:r>
       <w:rPr>
-        <w:rFonts w:ascii="Times New Roman" w:hAnsi="Times New Roman" w:eastAsia="宋体"/>
+        <w:rFonts w:ascii="Times New Roman" w:hAnsi="Times New Roman" w:eastAsia="宋体" w:cs="Times New Roman"/>
         <w:sz w:val="21"/>
         <w:szCs w:val="21"/>
       </w:rPr>
-      <w:t xml:space="preserve">页）</w:t>
+      <w:instrText xml:space="preserve"> PAGE </w:instrText>
+    </w:r>
+    <w:r>
+      <w:rPr>
+        <w:rFonts w:ascii="Times New Roman" w:hAnsi="Times New Roman" w:eastAsia="宋体" w:cs="Times New Roman"/>
+        <w:sz w:val="21"/>
+        <w:szCs w:val="21"/>
+      </w:rPr>
+      <w:fldChar w:fldCharType="separate"/>
+    </w:r>
+    <w:r>
+      <w:rPr>
+        <w:rFonts w:ascii="Times New Roman" w:hAnsi="Times New Roman" w:eastAsia="宋体" w:cs="Times New Roman"/>
+        <w:sz w:val="21"/>
+        <w:szCs w:val="21"/>
+      </w:rPr>
+      <w:t>1</w:t>
+    </w:r>
+    <w:r>
+      <w:rPr>
+        <w:rFonts w:ascii="Times New Roman" w:hAnsi="Times New Roman" w:eastAsia="宋体" w:cs="Times New Roman"/>
+        <w:sz w:val="21"/>
+        <w:szCs w:val="21"/>
+      </w:rPr>
+      <w:fldChar w:fldCharType="end"/>
+    </w:r>
+    <w:r>
+      <w:rPr>
+        <w:rFonts w:ascii="Times New Roman" w:hAnsi="Times New Roman" w:eastAsia="宋体" w:cs="Times New Roman"/>
+        <w:sz w:val="21"/>
+        <w:szCs w:val="21"/>
+      </w:rPr>
+      <w:t>页（共</w:t>
+    </w:r>
+    <w:r>
+      <w:rPr>
+        <w:rFonts w:ascii="Times New Roman" w:hAnsi="Times New Roman" w:eastAsia="宋体" w:cs="Times New Roman"/>
+        <w:sz w:val="21"/>
+        <w:szCs w:val="21"/>
+      </w:rPr>
+      <w:fldChar w:fldCharType="begin"/>
+    </w:r>
+    <w:r>
+      <w:rPr>
+        <w:rFonts w:ascii="Times New Roman" w:hAnsi="Times New Roman" w:eastAsia="宋体" w:cs="Times New Roman"/>
+        <w:sz w:val="21"/>
+        <w:szCs w:val="21"/>
+      </w:rPr>
+      <w:instrText xml:space="preserve"> NUMPAGES </w:instrText>
+    </w:r>
+    <w:r>
+      <w:rPr>
+        <w:rFonts w:ascii="Times New Roman" w:hAnsi="Times New Roman" w:eastAsia="宋体" w:cs="Times New Roman"/>
+        <w:sz w:val="21"/>
+        <w:szCs w:val="21"/>
+      </w:rPr>
+      <w:fldChar w:fldCharType="separate"/>
+    </w:r>
+    <w:r>
+      <w:rPr>
+        <w:rFonts w:ascii="Times New Roman" w:hAnsi="Times New Roman" w:eastAsia="宋体" w:cs="Times New Roman"/>
+        <w:sz w:val="21"/>
+        <w:szCs w:val="21"/>
+      </w:rPr>
+      <w:t>14</w:t>
+    </w:r>
+    <w:r>
+      <w:rPr>
+        <w:rFonts w:ascii="Times New Roman" w:hAnsi="Times New Roman" w:eastAsia="宋体" w:cs="Times New Roman"/>
+        <w:sz w:val="21"/>
+        <w:szCs w:val="21"/>
+      </w:rPr>
+      <w:fldChar w:fldCharType="end"/>
+    </w:r>
+    <w:r>
+      <w:rPr>
+        <w:rFonts w:ascii="Times New Roman" w:hAnsi="Times New Roman" w:eastAsia="宋体" w:cs="Times New Roman"/>
+        <w:sz w:val="21"/>
+        <w:szCs w:val="21"/>
+      </w:rPr>
+      <w:t>页）</w:t>
     </w:r>
   </w:p>
 </w:ftr>
@@ -29443,15 +29503,14 @@
   <w:docDefaults>
     <w:rPrDefault>
       <w:rPr>
-        <w:rFonts w:cstheme="minorBidi" w:ascii="Times New Roman" w:hAnsi="Times New Roman" w:eastAsia="宋体" w:cs="Times New Roman"/>
+        <w:rFonts w:ascii="Times New Roman" w:hAnsi="Times New Roman" w:eastAsia="宋体" w:cs="Times New Roman"/>
         <w:sz w:val="21"/>
         <w:szCs w:val="21"/>
-        <w:lang w:val="en-US" w:eastAsia="en-US" w:bidi="ar-SA"/>
       </w:rPr>
     </w:rPrDefault>
     <w:pPrDefault>
       <w:pPr>
-        <w:spacing w:after="200" w:line="276" w:lineRule="auto"/>
+        <w:spacing w:before="0" w:after="0" w:line="300" w:lineRule="auto"/>
       </w:pPr>
     </w:pPrDefault>
   </w:docDefaults>

--- a/高中物理/高中物理同步/人教版选必2 第1章 安培力与洛伦兹力·冲刺卷（14题）.docx
+++ b/高中物理/高中物理同步/人教版选必2 第1章 安培力与洛伦兹力·冲刺卷（14题）.docx
@@ -5163,7 +5163,7 @@
           <w:sz w:val="21"/>
           <w:szCs w:val="21"/>
         </w:rPr>
-        <w:t>，，则荧光屏上形成的亮线长度为</w:t>
+        <w:t>，则荧光屏上形成的亮线长度为</w:t>
       </w:r>
       <m:oMath>
         <m:d>

--- a/高中物理/高中物理同步/人教版选必2 第1章 安培力与洛伦兹力·冲刺卷（14题）.docx
+++ b/高中物理/高中物理同步/人教版选必2 第1章 安培力与洛伦兹力·冲刺卷（14题）.docx
@@ -29177,7 +29177,7 @@
 <w:ftr xmlns:w="http://schemas.openxmlformats.org/wordprocessingml/2006/main">
   <w:p xmlns:w="http://schemas.openxmlformats.org/wordprocessingml/2006/main">
     <w:pPr>
-      <w:jc w:val="center"/>
+      <w:jc w:val="left"/>
     </w:pPr>
     <w:r>
       <w:rPr>

--- a/高中物理/高中物理同步/人教版选必2 第1章 安培力与洛伦兹力·冲刺卷（14题）.docx
+++ b/高中物理/高中物理同步/人教版选必2 第1章 安培力与洛伦兹力·冲刺卷（14题）.docx
@@ -29249,39 +29249,7 @@
         <w:sz w:val="21"/>
         <w:szCs w:val="21"/>
       </w:rPr>
-      <w:fldChar w:fldCharType="begin"/>
-    </w:r>
-    <w:r>
-      <w:rPr>
-        <w:rFonts w:ascii="Times New Roman" w:hAnsi="Times New Roman" w:eastAsia="宋体" w:cs="Times New Roman"/>
-        <w:sz w:val="21"/>
-        <w:szCs w:val="21"/>
-      </w:rPr>
-      <w:instrText xml:space="preserve"> NUMPAGES </w:instrText>
-    </w:r>
-    <w:r>
-      <w:rPr>
-        <w:rFonts w:ascii="Times New Roman" w:hAnsi="Times New Roman" w:eastAsia="宋体" w:cs="Times New Roman"/>
-        <w:sz w:val="21"/>
-        <w:szCs w:val="21"/>
-      </w:rPr>
-      <w:fldChar w:fldCharType="separate"/>
-    </w:r>
-    <w:r>
-      <w:rPr>
-        <w:rFonts w:ascii="Times New Roman" w:hAnsi="Times New Roman" w:eastAsia="宋体" w:cs="Times New Roman"/>
-        <w:sz w:val="21"/>
-        <w:szCs w:val="21"/>
-      </w:rPr>
       <w:t>14</w:t>
-    </w:r>
-    <w:r>
-      <w:rPr>
-        <w:rFonts w:ascii="Times New Roman" w:hAnsi="Times New Roman" w:eastAsia="宋体" w:cs="Times New Roman"/>
-        <w:sz w:val="21"/>
-        <w:szCs w:val="21"/>
-      </w:rPr>
-      <w:fldChar w:fldCharType="end"/>
     </w:r>
     <w:r>
       <w:rPr>
